--- a/pr-preview/pr-275/limit-theorems.docx
+++ b/pr-preview/pr-275/limit-theorems.docx
@@ -15,7 +15,7 @@
         <w:pStyle w:val="Date"/>
       </w:pPr>
       <w:r>
-        <w:t xml:space="preserve">Last modified: 2026-10-27 01:53:32 (PDT)</w:t>
+        <w:t xml:space="preserve">Last modified: 2026-10-28 11:04:51 (PDT)</w:t>
       </w:r>
     </w:p>
     <w:bookmarkStart w:id="45" w:name="sec-clt"/>
@@ -10323,7 +10323,7 @@
       </w:r>
     </w:p>
     <w:bookmarkEnd w:id="45"/>
-    <w:bookmarkStart w:id="59" w:name="sec-tail-bounds"/>
+    <w:bookmarkStart w:id="68" w:name="sec-tail-bounds"/>
     <w:p>
       <w:pPr>
         <w:pStyle w:val="Heading2"/>
@@ -12626,7 +12626,7 @@
           <w:b/>
           <w:bCs/>
         </w:rPr>
-        <w:t xml:space="preserve">Exercise 1 (How many cars to estimate mean fuel economy)</w:t>
+        <w:t xml:space="preserve">Exercise 1 (Chebyshev’s bound for the mean fuel economy)</w:t>
       </w:r>
       <w:r>
         <w:t xml:space="preserve"> </w:t>
@@ -12870,10 +12870,7 @@
     </w:p>
     <w:p>
       <w:pPr>
-        <w:numPr>
-          <w:ilvl w:val="0"/>
-          <w:numId w:val="1001"/>
-        </w:numPr>
+        <w:pStyle w:val="BodyText"/>
       </w:pPr>
       <w:r>
         <w:t xml:space="preserve">Use</w:t>
@@ -13062,13 +13059,564 @@
         </m:oMath>
       </m:oMathPara>
     </w:p>
+    <w:bookmarkEnd w:id="50"/>
+    <w:bookmarkStart w:id="51" w:name="sol-chebyshev-sample-size"/>
     <w:p>
       <w:pPr>
-        <w:numPr>
-          <w:ilvl w:val="0"/>
-          <w:numId w:val="1001"/>
-        </w:numPr>
+        <w:pStyle w:val="FirstParagraph"/>
       </w:pPr>
+      <w:r>
+        <w:rPr>
+          <w:i/>
+          <w:iCs/>
+        </w:rPr>
+        <w:t xml:space="preserve">Solution 1</w:t>
+      </w:r>
+      <w:r>
+        <w:t xml:space="preserve">. </w:t>
+      </w:r>
+      <w:r>
+        <w:t xml:space="preserve">By</w:t>
+      </w:r>
+      <w:r>
+        <w:t xml:space="preserve"> </w:t>
+      </w:r>
+      <w:hyperlink w:anchor="thm-sum-iid-moments">
+        <w:r>
+          <w:rPr>
+            <w:rStyle w:val="Hyperlink"/>
+          </w:rPr>
+          <w:t xml:space="preserve">Theorem 2</w:t>
+        </w:r>
+      </w:hyperlink>
+      <w:r>
+        <w:t xml:space="preserve">,</w:t>
+      </w:r>
+      <w:r>
+        <w:t xml:space="preserve"> </w:t>
+      </w:r>
+      <m:oMath>
+        <m:r>
+          <m:rPr>
+            <m:sty m:val="p"/>
+          </m:rPr>
+          <m:t>Var</m:t>
+        </m:r>
+        <m:r>
+          <m:t>​</m:t>
+        </m:r>
+        <m:d>
+          <m:dPr>
+            <m:begChr m:val="("/>
+            <m:sepChr m:val=""/>
+            <m:endChr m:val=")"/>
+            <m:grow/>
+          </m:dPr>
+          <m:e>
+            <m:sSub>
+              <m:e>
+                <m:r>
+                  <m:t>S</m:t>
+                </m:r>
+              </m:e>
+              <m:sub>
+                <m:r>
+                  <m:t>n</m:t>
+                </m:r>
+              </m:sub>
+            </m:sSub>
+          </m:e>
+        </m:d>
+        <m:r>
+          <m:t>​</m:t>
+        </m:r>
+        <m:r>
+          <m:rPr>
+            <m:sty m:val="p"/>
+          </m:rPr>
+          <m:t>=</m:t>
+        </m:r>
+        <m:r>
+          <m:t>n</m:t>
+        </m:r>
+        <m:sSup>
+          <m:e>
+            <m:r>
+              <m:t>σ</m:t>
+            </m:r>
+          </m:e>
+          <m:sup>
+            <m:r>
+              <m:t>2</m:t>
+            </m:r>
+          </m:sup>
+        </m:sSup>
+      </m:oMath>
+      <w:r>
+        <w:t xml:space="preserve"> </w:t>
+      </w:r>
+      <w:r>
+        <w:t xml:space="preserve">for</w:t>
+      </w:r>
+      <w:r>
+        <w:t xml:space="preserve"> </w:t>
+      </w:r>
+      <m:oMath>
+        <m:sSub>
+          <m:e>
+            <m:r>
+              <m:t>S</m:t>
+            </m:r>
+          </m:e>
+          <m:sub>
+            <m:r>
+              <m:t>n</m:t>
+            </m:r>
+          </m:sub>
+        </m:sSub>
+        <m:limUpp>
+          <m:e>
+            <m:r>
+              <m:rPr>
+                <m:sty m:val="p"/>
+              </m:rPr>
+              <m:t>=</m:t>
+            </m:r>
+          </m:e>
+          <m:lim>
+            <m:r>
+              <m:rPr>
+                <m:nor/>
+                <m:sty m:val="p"/>
+              </m:rPr>
+              <m:t>def</m:t>
+            </m:r>
+          </m:lim>
+        </m:limUpp>
+        <m:nary>
+          <m:naryPr>
+            <m:chr m:val="∑"/>
+            <m:limLoc m:val="undOvr"/>
+            <m:subHide m:val="off"/>
+            <m:supHide m:val="off"/>
+          </m:naryPr>
+          <m:sub>
+            <m:r>
+              <m:t>i</m:t>
+            </m:r>
+            <m:r>
+              <m:rPr>
+                <m:sty m:val="p"/>
+              </m:rPr>
+              <m:t>=</m:t>
+            </m:r>
+            <m:r>
+              <m:t>1</m:t>
+            </m:r>
+          </m:sub>
+          <m:sup>
+            <m:r>
+              <m:t>n</m:t>
+            </m:r>
+          </m:sup>
+          <m:e>
+            <m:sSub>
+              <m:e>
+                <m:r>
+                  <m:t>X</m:t>
+                </m:r>
+              </m:e>
+              <m:sub>
+                <m:r>
+                  <m:t>i</m:t>
+                </m:r>
+              </m:sub>
+            </m:sSub>
+          </m:e>
+        </m:nary>
+      </m:oMath>
+      <w:r>
+        <w:t xml:space="preserve">,</w:t>
+      </w:r>
+      <w:r>
+        <w:t xml:space="preserve"> </w:t>
+      </w:r>
+      <w:r>
+        <w:t xml:space="preserve">so</w:t>
+      </w:r>
+      <w:r>
+        <w:t xml:space="preserve"> </w:t>
+      </w:r>
+      <m:oMath>
+        <m:sSub>
+          <m:e>
+            <m:acc>
+              <m:accPr>
+                <m:chr m:val="‾"/>
+              </m:accPr>
+              <m:e>
+                <m:r>
+                  <m:t>X</m:t>
+                </m:r>
+              </m:e>
+            </m:acc>
+          </m:e>
+          <m:sub>
+            <m:r>
+              <m:t>n</m:t>
+            </m:r>
+          </m:sub>
+        </m:sSub>
+        <m:r>
+          <m:rPr>
+            <m:sty m:val="p"/>
+          </m:rPr>
+          <m:t>=</m:t>
+        </m:r>
+        <m:sSub>
+          <m:e>
+            <m:r>
+              <m:t>S</m:t>
+            </m:r>
+          </m:e>
+          <m:sub>
+            <m:r>
+              <m:t>n</m:t>
+            </m:r>
+          </m:sub>
+        </m:sSub>
+        <m:r>
+          <m:rPr>
+            <m:sty m:val="p"/>
+          </m:rPr>
+          <m:t>/</m:t>
+        </m:r>
+        <m:r>
+          <m:t>n</m:t>
+        </m:r>
+      </m:oMath>
+      <w:r>
+        <w:t xml:space="preserve"> </w:t>
+      </w:r>
+      <w:r>
+        <w:t xml:space="preserve">has mean</w:t>
+      </w:r>
+      <w:r>
+        <w:t xml:space="preserve"> </w:t>
+      </w:r>
+      <m:oMath>
+        <m:r>
+          <m:t>μ</m:t>
+        </m:r>
+      </m:oMath>
+      <w:r>
+        <w:t xml:space="preserve"> </w:t>
+      </w:r>
+      <w:r>
+        <w:t xml:space="preserve">and variance</w:t>
+      </w:r>
+      <w:r>
+        <w:t xml:space="preserve"> </w:t>
+      </w:r>
+      <m:oMath>
+        <m:sSup>
+          <m:e>
+            <m:r>
+              <m:t>σ</m:t>
+            </m:r>
+          </m:e>
+          <m:sup>
+            <m:r>
+              <m:t>2</m:t>
+            </m:r>
+          </m:sup>
+        </m:sSup>
+        <m:r>
+          <m:rPr>
+            <m:sty m:val="p"/>
+          </m:rPr>
+          <m:t>/</m:t>
+        </m:r>
+        <m:r>
+          <m:t>n</m:t>
+        </m:r>
+      </m:oMath>
+      <w:r>
+        <w:t xml:space="preserve"> </w:t>
+      </w:r>
+      <w:r>
+        <w:t xml:space="preserve">(a constant factor</w:t>
+      </w:r>
+      <w:r>
+        <w:t xml:space="preserve"> </w:t>
+      </w:r>
+      <m:oMath>
+        <m:r>
+          <m:t>c</m:t>
+        </m:r>
+      </m:oMath>
+      <w:r>
+        <w:t xml:space="preserve"> </w:t>
+      </w:r>
+      <w:r>
+        <w:t xml:space="preserve">scales a variance by</w:t>
+      </w:r>
+      <w:r>
+        <w:t xml:space="preserve"> </w:t>
+      </w:r>
+      <m:oMath>
+        <m:sSup>
+          <m:e>
+            <m:r>
+              <m:t>c</m:t>
+            </m:r>
+          </m:e>
+          <m:sup>
+            <m:r>
+              <m:t>2</m:t>
+            </m:r>
+          </m:sup>
+        </m:sSup>
+      </m:oMath>
+      <w:r>
+        <w:t xml:space="preserve">).</w:t>
+      </w:r>
+      <w:r>
+        <w:t xml:space="preserve"> </w:t>
+      </w:r>
+      <w:r>
+        <w:t xml:space="preserve">Apply</w:t>
+      </w:r>
+      <w:r>
+        <w:t xml:space="preserve"> </w:t>
+      </w:r>
+      <w:hyperlink w:anchor="thm-chebyshev">
+        <w:r>
+          <w:rPr>
+            <w:rStyle w:val="Hyperlink"/>
+          </w:rPr>
+          <w:t xml:space="preserve">Theorem 4</w:t>
+        </w:r>
+      </w:hyperlink>
+      <w:r>
+        <w:t xml:space="preserve"> </w:t>
+      </w:r>
+      <w:r>
+        <w:t xml:space="preserve">to</w:t>
+      </w:r>
+      <w:r>
+        <w:t xml:space="preserve"> </w:t>
+      </w:r>
+      <m:oMath>
+        <m:sSub>
+          <m:e>
+            <m:acc>
+              <m:accPr>
+                <m:chr m:val="‾"/>
+              </m:accPr>
+              <m:e>
+                <m:r>
+                  <m:t>X</m:t>
+                </m:r>
+              </m:e>
+            </m:acc>
+          </m:e>
+          <m:sub>
+            <m:r>
+              <m:t>n</m:t>
+            </m:r>
+          </m:sub>
+        </m:sSub>
+      </m:oMath>
+      <w:r>
+        <w:t xml:space="preserve"> </w:t>
+      </w:r>
+      <w:r>
+        <w:t xml:space="preserve">with</w:t>
+      </w:r>
+      <w:r>
+        <w:t xml:space="preserve"> </w:t>
+      </w:r>
+      <m:oMath>
+        <m:r>
+          <m:t>k</m:t>
+        </m:r>
+        <m:r>
+          <m:t>σ</m:t>
+        </m:r>
+        <m:r>
+          <m:rPr>
+            <m:sty m:val="p"/>
+          </m:rPr>
+          <m:t>/</m:t>
+        </m:r>
+        <m:rad>
+          <m:radPr>
+            <m:degHide m:val="on"/>
+          </m:radPr>
+          <m:deg/>
+          <m:e>
+            <m:r>
+              <m:t>n</m:t>
+            </m:r>
+          </m:e>
+        </m:rad>
+        <m:r>
+          <m:rPr>
+            <m:sty m:val="p"/>
+          </m:rPr>
+          <m:t>=</m:t>
+        </m:r>
+        <m:r>
+          <m:t>ϵ</m:t>
+        </m:r>
+      </m:oMath>
+      <w:r>
+        <w:t xml:space="preserve">,</w:t>
+      </w:r>
+      <w:r>
+        <w:t xml:space="preserve"> </w:t>
+      </w:r>
+      <w:r>
+        <w:t xml:space="preserve">that is,</w:t>
+      </w:r>
+      <w:r>
+        <w:t xml:space="preserve"> </w:t>
+      </w:r>
+      <m:oMath>
+        <m:r>
+          <m:t>k</m:t>
+        </m:r>
+        <m:r>
+          <m:rPr>
+            <m:sty m:val="p"/>
+          </m:rPr>
+          <m:t>=</m:t>
+        </m:r>
+        <m:r>
+          <m:t>ϵ</m:t>
+        </m:r>
+        <m:rad>
+          <m:radPr>
+            <m:degHide m:val="on"/>
+          </m:radPr>
+          <m:deg/>
+          <m:e>
+            <m:r>
+              <m:t>n</m:t>
+            </m:r>
+          </m:e>
+        </m:rad>
+        <m:r>
+          <m:rPr>
+            <m:sty m:val="p"/>
+          </m:rPr>
+          <m:t>/</m:t>
+        </m:r>
+        <m:r>
+          <m:t>σ</m:t>
+        </m:r>
+      </m:oMath>
+      <w:r>
+        <w:t xml:space="preserve">, so</w:t>
+      </w:r>
+      <w:r>
+        <w:t xml:space="preserve"> </w:t>
+      </w:r>
+      <m:oMath>
+        <m:r>
+          <m:t>1</m:t>
+        </m:r>
+        <m:r>
+          <m:rPr>
+            <m:sty m:val="p"/>
+          </m:rPr>
+          <m:t>/</m:t>
+        </m:r>
+        <m:sSup>
+          <m:e>
+            <m:r>
+              <m:t>k</m:t>
+            </m:r>
+          </m:e>
+          <m:sup>
+            <m:r>
+              <m:t>2</m:t>
+            </m:r>
+          </m:sup>
+        </m:sSup>
+        <m:r>
+          <m:rPr>
+            <m:sty m:val="p"/>
+          </m:rPr>
+          <m:t>=</m:t>
+        </m:r>
+        <m:sSup>
+          <m:e>
+            <m:r>
+              <m:t>σ</m:t>
+            </m:r>
+          </m:e>
+          <m:sup>
+            <m:r>
+              <m:t>2</m:t>
+            </m:r>
+          </m:sup>
+        </m:sSup>
+        <m:r>
+          <m:rPr>
+            <m:sty m:val="p"/>
+          </m:rPr>
+          <m:t>/</m:t>
+        </m:r>
+        <m:r>
+          <m:rPr>
+            <m:sty m:val="p"/>
+          </m:rPr>
+          <m:t>(</m:t>
+        </m:r>
+        <m:r>
+          <m:t>n</m:t>
+        </m:r>
+        <m:sSup>
+          <m:e>
+            <m:r>
+              <m:t>ϵ</m:t>
+            </m:r>
+          </m:e>
+          <m:sup>
+            <m:r>
+              <m:t>2</m:t>
+            </m:r>
+          </m:sup>
+        </m:sSup>
+        <m:r>
+          <m:rPr>
+            <m:sty m:val="p"/>
+          </m:rPr>
+          <m:t>)</m:t>
+        </m:r>
+      </m:oMath>
+      <w:r>
+        <w:t xml:space="preserve">.</w:t>
+      </w:r>
+    </w:p>
+    <w:bookmarkEnd w:id="51"/>
+    <w:bookmarkStart w:id="52" w:name="exr-chebyshev-variance"/>
+    <w:p>
+      <w:pPr>
+        <w:pStyle w:val="BodyText"/>
+      </w:pPr>
+      <w:r>
+        <w:rPr>
+          <w:b/>
+          <w:bCs/>
+        </w:rPr>
+        <w:t xml:space="preserve">Exercise 2 (Population variance of the fuel economy)</w:t>
+      </w:r>
+      <w:r>
+        <w:t xml:space="preserve"> </w:t>
+      </w:r>
       <w:r>
         <w:t xml:space="preserve">Compute</w:t>
       </w:r>
@@ -13130,16 +13678,303 @@
       <w:r>
         <w:t xml:space="preserve">treating the 392 cars as the whole population.</w:t>
       </w:r>
-      <w:r>
-        <w:t xml:space="preserve"> </w:t>
-      </w:r>
-      <w:r>
-        <w:t xml:space="preserve">Find the smallest</w:t>
+    </w:p>
+    <w:bookmarkEnd w:id="52"/>
+    <w:bookmarkStart w:id="53" w:name="sol-chebyshev-variance"/>
+    <w:p>
+      <w:pPr>
+        <w:pStyle w:val="BodyText"/>
+      </w:pPr>
+      <w:r>
+        <w:rPr>
+          <w:i/>
+          <w:iCs/>
+        </w:rPr>
+        <w:t xml:space="preserve">Solution 2</w:t>
+      </w:r>
+      <w:r>
+        <w:t xml:space="preserve">. </w:t>
+      </w:r>
+    </w:p>
+    <w:p>
+      <w:pPr>
+        <w:pStyle w:val="SourceCode"/>
+      </w:pPr>
+      <w:r>
+        <w:rPr>
+          <w:rStyle w:val="NormalTok"/>
+        </w:rPr>
+        <w:t xml:space="preserve">mpg </w:t>
+      </w:r>
+      <w:r>
+        <w:rPr>
+          <w:rStyle w:val="OtherTok"/>
+        </w:rPr>
+        <w:t xml:space="preserve">&lt;-</w:t>
+      </w:r>
+      <w:r>
+        <w:rPr>
+          <w:rStyle w:val="NormalTok"/>
+        </w:rPr>
+        <w:t xml:space="preserve"> </w:t>
+      </w:r>
+      <w:r>
+        <w:rPr>
+          <w:rStyle w:val="FunctionTok"/>
+        </w:rPr>
+        <w:t xml:space="preserve">read.csv</w:t>
+      </w:r>
+      <w:r>
+        <w:rPr>
+          <w:rStyle w:val="NormalTok"/>
+        </w:rPr>
+        <w:t xml:space="preserve">(</w:t>
+      </w:r>
+      <w:r>
+        <w:rPr>
+          <w:rStyle w:val="StringTok"/>
+        </w:rPr>
+        <w:t xml:space="preserve">"data/auto.csv"</w:t>
+      </w:r>
+      <w:r>
+        <w:rPr>
+          <w:rStyle w:val="NormalTok"/>
+        </w:rPr>
+        <w:t xml:space="preserve">)</w:t>
+      </w:r>
+      <w:r>
+        <w:rPr>
+          <w:rStyle w:val="SpecialCharTok"/>
+        </w:rPr>
+        <w:t xml:space="preserve">$</w:t>
+      </w:r>
+      <w:r>
+        <w:rPr>
+          <w:rStyle w:val="NormalTok"/>
+        </w:rPr>
+        <w:t xml:space="preserve">mpg</w:t>
+      </w:r>
+      <w:r>
+        <w:br/>
+      </w:r>
+      <w:r>
+        <w:rPr>
+          <w:rStyle w:val="NormalTok"/>
+        </w:rPr>
+        <w:t xml:space="preserve">mu </w:t>
+      </w:r>
+      <w:r>
+        <w:rPr>
+          <w:rStyle w:val="OtherTok"/>
+        </w:rPr>
+        <w:t xml:space="preserve">&lt;-</w:t>
+      </w:r>
+      <w:r>
+        <w:rPr>
+          <w:rStyle w:val="NormalTok"/>
+        </w:rPr>
+        <w:t xml:space="preserve"> </w:t>
+      </w:r>
+      <w:r>
+        <w:rPr>
+          <w:rStyle w:val="FunctionTok"/>
+        </w:rPr>
+        <w:t xml:space="preserve">mean</w:t>
+      </w:r>
+      <w:r>
+        <w:rPr>
+          <w:rStyle w:val="NormalTok"/>
+        </w:rPr>
+        <w:t xml:space="preserve">(mpg)</w:t>
+      </w:r>
+      <w:r>
+        <w:br/>
+      </w:r>
+      <w:r>
+        <w:rPr>
+          <w:rStyle w:val="NormalTok"/>
+        </w:rPr>
+        <w:t xml:space="preserve">sigma2 </w:t>
+      </w:r>
+      <w:r>
+        <w:rPr>
+          <w:rStyle w:val="OtherTok"/>
+        </w:rPr>
+        <w:t xml:space="preserve">&lt;-</w:t>
+      </w:r>
+      <w:r>
+        <w:rPr>
+          <w:rStyle w:val="NormalTok"/>
+        </w:rPr>
+        <w:t xml:space="preserve"> </w:t>
+      </w:r>
+      <w:r>
+        <w:rPr>
+          <w:rStyle w:val="FunctionTok"/>
+        </w:rPr>
+        <w:t xml:space="preserve">mean</w:t>
+      </w:r>
+      <w:r>
+        <w:rPr>
+          <w:rStyle w:val="NormalTok"/>
+        </w:rPr>
+        <w:t xml:space="preserve">((mpg </w:t>
+      </w:r>
+      <w:r>
+        <w:rPr>
+          <w:rStyle w:val="SpecialCharTok"/>
+        </w:rPr>
+        <w:t xml:space="preserve">-</w:t>
+      </w:r>
+      <w:r>
+        <w:rPr>
+          <w:rStyle w:val="NormalTok"/>
+        </w:rPr>
+        <w:t xml:space="preserve"> mu)</w:t>
+      </w:r>
+      <w:r>
+        <w:rPr>
+          <w:rStyle w:val="SpecialCharTok"/>
+        </w:rPr>
+        <w:t xml:space="preserve">^</w:t>
+      </w:r>
+      <w:r>
+        <w:rPr>
+          <w:rStyle w:val="DecValTok"/>
+        </w:rPr>
+        <w:t xml:space="preserve">2</w:t>
+      </w:r>
+      <w:r>
+        <w:rPr>
+          <w:rStyle w:val="NormalTok"/>
+        </w:rPr>
+        <w:t xml:space="preserve">)</w:t>
+      </w:r>
+      <w:r>
+        <w:br/>
+      </w:r>
+      <w:r>
+        <w:rPr>
+          <w:rStyle w:val="NormalTok"/>
+        </w:rPr>
+        <w:t xml:space="preserve">sigma2</w:t>
+      </w:r>
+      <w:r>
+        <w:br/>
+      </w:r>
+      <w:r>
+        <w:rPr>
+          <w:rStyle w:val="CommentTok"/>
+        </w:rPr>
+        <w:t xml:space="preserve">#&gt; [1] 60.76274</w:t>
+      </w:r>
+    </w:p>
+    <w:p>
+      <w:pPr>
+        <w:pStyle w:val="FirstParagraph"/>
+      </w:pPr>
+      <w:r>
+        <w:t xml:space="preserve">The population</w:t>
+      </w:r>
+      <w:r>
+        <w:t xml:space="preserve"> </w:t>
+      </w:r>
+      <w:hyperlink r:id="rId23">
+        <w:r>
+          <w:rPr>
+            <w:rStyle w:val="Hyperlink"/>
+          </w:rPr>
+          <w:t xml:space="preserve">variance</w:t>
+        </w:r>
+      </w:hyperlink>
+      <w:r>
+        <w:t xml:space="preserve"> </w:t>
+      </w:r>
+      <w:r>
+        <w:t xml:space="preserve">of</w:t>
+      </w:r>
+      <w:r>
+        <w:t xml:space="preserve"> </w:t>
+      </w:r>
+      <w:r>
+        <w:rPr>
+          <w:rStyle w:val="VerbatimChar"/>
+        </w:rPr>
+        <w:t xml:space="preserve">mpg</w:t>
+      </w:r>
+      <w:r>
+        <w:t xml:space="preserve"> </w:t>
+      </w:r>
+      <w:r>
+        <w:t xml:space="preserve">is 60.8.</w:t>
+      </w:r>
+    </w:p>
+    <w:bookmarkEnd w:id="53"/>
+    <w:bookmarkStart w:id="54" w:name="exr-chebyshev-min-n"/>
+    <w:p>
+      <w:pPr>
+        <w:pStyle w:val="BodyText"/>
+      </w:pPr>
+      <w:r>
+        <w:rPr>
+          <w:b/>
+          <w:bCs/>
+        </w:rPr>
+        <w:t xml:space="preserve">Exercise 3 (Smallest sample size from Chebyshev’s bound)</w:t>
+      </w:r>
+      <w:r>
+        <w:t xml:space="preserve"> </w:t>
+      </w:r>
+      <w:r>
+        <w:t xml:space="preserve">With</w:t>
       </w:r>
       <w:r>
         <w:t xml:space="preserve"> </w:t>
       </w:r>
       <m:oMath>
+        <m:sSup>
+          <m:e>
+            <m:r>
+              <m:t>σ</m:t>
+            </m:r>
+          </m:e>
+          <m:sup>
+            <m:r>
+              <m:t>2</m:t>
+            </m:r>
+          </m:sup>
+        </m:sSup>
+      </m:oMath>
+      <w:r>
+        <w:t xml:space="preserve"> </w:t>
+      </w:r>
+      <w:r>
+        <w:t xml:space="preserve">from</w:t>
+      </w:r>
+      <w:r>
+        <w:t xml:space="preserve"> </w:t>
+      </w:r>
+      <w:hyperlink w:anchor="exr-chebyshev-variance">
+        <w:r>
+          <w:rPr>
+            <w:rStyle w:val="Hyperlink"/>
+          </w:rPr>
+          <w:t xml:space="preserve">Exercise 2</w:t>
+        </w:r>
+      </w:hyperlink>
+      <w:r>
+        <w:t xml:space="preserve">,</w:t>
+      </w:r>
+      <w:r>
+        <w:t xml:space="preserve"> </w:t>
+      </w:r>
+      <w:r>
+        <w:t xml:space="preserve">find the smallest</w:t>
+      </w:r>
+      <w:r>
+        <w:t xml:space="preserve"> </w:t>
+      </w:r>
+      <m:oMath>
         <m:r>
           <m:t>n</m:t>
         </m:r>
@@ -13148,7 +13983,24 @@
         <w:t xml:space="preserve"> </w:t>
       </w:r>
       <w:r>
-        <w:t xml:space="preserve">for which the bound in (a) guarantees</w:t>
+        <w:t xml:space="preserve">for which the bound in</w:t>
+      </w:r>
+      <w:r>
+        <w:t xml:space="preserve"> </w:t>
+      </w:r>
+      <w:hyperlink w:anchor="exr-chebyshev-sample-size">
+        <w:r>
+          <w:rPr>
+            <w:rStyle w:val="Hyperlink"/>
+          </w:rPr>
+          <w:t xml:space="preserve">Exercise 1</w:t>
+        </w:r>
+      </w:hyperlink>
+      <w:r>
+        <w:t xml:space="preserve"> </w:t>
+      </w:r>
+      <w:r>
+        <w:t xml:space="preserve">guarantees</w:t>
       </w:r>
       <w:r>
         <w:t xml:space="preserve"> </w:t>
@@ -13243,79 +14095,245 @@
         <w:t xml:space="preserve">.</w:t>
       </w:r>
     </w:p>
+    <w:bookmarkEnd w:id="54"/>
+    <w:bookmarkStart w:id="55" w:name="sol-chebyshev-min-n"/>
     <w:p>
       <w:pPr>
-        <w:numPr>
-          <w:ilvl w:val="0"/>
-          <w:numId w:val="1001"/>
-        </w:numPr>
+        <w:pStyle w:val="BodyText"/>
       </w:pPr>
       <w:r>
-        <w:t xml:space="preserve">Simulate 10,000 samples of that size drawn with replacement,</w:t>
-      </w:r>
-      <w:r>
-        <w:t xml:space="preserve"> </w:t>
-      </w:r>
-      <w:r>
-        <w:t xml:space="preserve">and count how many sample means miss</w:t>
+        <w:rPr>
+          <w:i/>
+          <w:iCs/>
+        </w:rPr>
+        <w:t xml:space="preserve">Solution 3</w:t>
+      </w:r>
+      <w:r>
+        <w:t xml:space="preserve">. </w:t>
+      </w:r>
+      <w:r>
+        <w:t xml:space="preserve">Setting</w:t>
       </w:r>
       <w:r>
         <w:t xml:space="preserve"> </w:t>
       </w:r>
       <m:oMath>
-        <m:r>
-          <m:t>μ</m:t>
+        <m:sSup>
+          <m:e>
+            <m:r>
+              <m:t>σ</m:t>
+            </m:r>
+          </m:e>
+          <m:sup>
+            <m:r>
+              <m:t>2</m:t>
+            </m:r>
+          </m:sup>
+        </m:sSup>
+        <m:r>
+          <m:rPr>
+            <m:sty m:val="p"/>
+          </m:rPr>
+          <m:t>/</m:t>
+        </m:r>
+        <m:r>
+          <m:rPr>
+            <m:sty m:val="p"/>
+          </m:rPr>
+          <m:t>(</m:t>
+        </m:r>
+        <m:r>
+          <m:t>n</m:t>
+        </m:r>
+        <m:r>
+          <m:rPr>
+            <m:sty m:val="p"/>
+          </m:rPr>
+          <m:t>⋅</m:t>
+        </m:r>
+        <m:sSup>
+          <m:e>
+            <m:r>
+              <m:t>1</m:t>
+            </m:r>
+          </m:e>
+          <m:sup>
+            <m:r>
+              <m:t>2</m:t>
+            </m:r>
+          </m:sup>
+        </m:sSup>
+        <m:r>
+          <m:rPr>
+            <m:sty m:val="p"/>
+          </m:rPr>
+          <m:t>)</m:t>
+        </m:r>
+        <m:r>
+          <m:rPr>
+            <m:sty m:val="p"/>
+          </m:rPr>
+          <m:t>≤</m:t>
+        </m:r>
+        <m:r>
+          <m:t>0.05</m:t>
         </m:r>
       </m:oMath>
       <w:r>
         <w:t xml:space="preserve"> </w:t>
       </w:r>
       <w:r>
-        <w:t xml:space="preserve">by 1 or more.</w:t>
-      </w:r>
-      <w:r>
-        <w:t xml:space="preserve"> </w:t>
-      </w:r>
-      <w:r>
-        <w:t xml:space="preserve">Why is the count so far below the 5% the bound allows?</w:t>
+        <w:t xml:space="preserve">gives</w:t>
+      </w:r>
+      <w:r>
+        <w:t xml:space="preserve"> </w:t>
+      </w:r>
+      <m:oMath>
+        <m:r>
+          <m:t>n</m:t>
+        </m:r>
+        <m:r>
+          <m:rPr>
+            <m:sty m:val="p"/>
+          </m:rPr>
+          <m:t>≥</m:t>
+        </m:r>
+        <m:r>
+          <m:t>20</m:t>
+        </m:r>
+        <m:sSup>
+          <m:e>
+            <m:r>
+              <m:t>σ</m:t>
+            </m:r>
+          </m:e>
+          <m:sup>
+            <m:r>
+              <m:t>2</m:t>
+            </m:r>
+          </m:sup>
+        </m:sSup>
+      </m:oMath>
+      <w:r>
+        <w:t xml:space="preserve">.</w:t>
       </w:r>
     </w:p>
-    <w:bookmarkEnd w:id="50"/>
-    <w:bookmarkStart w:id="51" w:name="sol-chebyshev-sample-size"/>
+    <w:p>
+      <w:pPr>
+        <w:pStyle w:val="SourceCode"/>
+      </w:pPr>
+      <w:r>
+        <w:rPr>
+          <w:rStyle w:val="NormalTok"/>
+        </w:rPr>
+        <w:t xml:space="preserve">n_min </w:t>
+      </w:r>
+      <w:r>
+        <w:rPr>
+          <w:rStyle w:val="OtherTok"/>
+        </w:rPr>
+        <w:t xml:space="preserve">&lt;-</w:t>
+      </w:r>
+      <w:r>
+        <w:rPr>
+          <w:rStyle w:val="NormalTok"/>
+        </w:rPr>
+        <w:t xml:space="preserve"> </w:t>
+      </w:r>
+      <w:r>
+        <w:rPr>
+          <w:rStyle w:val="FunctionTok"/>
+        </w:rPr>
+        <w:t xml:space="preserve">ceiling</w:t>
+      </w:r>
+      <w:r>
+        <w:rPr>
+          <w:rStyle w:val="NormalTok"/>
+        </w:rPr>
+        <w:t xml:space="preserve">(</w:t>
+      </w:r>
+      <w:r>
+        <w:rPr>
+          <w:rStyle w:val="DecValTok"/>
+        </w:rPr>
+        <w:t xml:space="preserve">20</w:t>
+      </w:r>
+      <w:r>
+        <w:rPr>
+          <w:rStyle w:val="NormalTok"/>
+        </w:rPr>
+        <w:t xml:space="preserve"> </w:t>
+      </w:r>
+      <w:r>
+        <w:rPr>
+          <w:rStyle w:val="SpecialCharTok"/>
+        </w:rPr>
+        <w:t xml:space="preserve">*</w:t>
+      </w:r>
+      <w:r>
+        <w:rPr>
+          <w:rStyle w:val="NormalTok"/>
+        </w:rPr>
+        <w:t xml:space="preserve"> sigma2)</w:t>
+      </w:r>
+      <w:r>
+        <w:br/>
+      </w:r>
+      <w:r>
+        <w:rPr>
+          <w:rStyle w:val="NormalTok"/>
+        </w:rPr>
+        <w:t xml:space="preserve">n_min</w:t>
+      </w:r>
+      <w:r>
+        <w:br/>
+      </w:r>
+      <w:r>
+        <w:rPr>
+          <w:rStyle w:val="CommentTok"/>
+        </w:rPr>
+        <w:t xml:space="preserve">#&gt; [1] 1216</w:t>
+      </w:r>
+    </w:p>
     <w:p>
       <w:pPr>
         <w:pStyle w:val="FirstParagraph"/>
       </w:pPr>
       <w:r>
-        <w:rPr>
-          <w:i/>
-          <w:iCs/>
-        </w:rPr>
-        <w:t xml:space="preserve">Solution 1</w:t>
-      </w:r>
-      <w:r>
-        <w:t xml:space="preserve">. </w:t>
-      </w:r>
-    </w:p>
-    <w:p>
-      <w:pPr>
-        <w:numPr>
-          <w:ilvl w:val="0"/>
-          <w:numId w:val="1002"/>
-        </w:numPr>
-      </w:pPr>
-      <w:r>
-        <w:t xml:space="preserve">By</w:t>
-      </w:r>
-      <w:r>
-        <w:t xml:space="preserve"> </w:t>
-      </w:r>
-      <w:hyperlink w:anchor="thm-sum-iid-moments">
+        <w:t xml:space="preserve">With</w:t>
+      </w:r>
+      <w:r>
+        <w:t xml:space="preserve"> </w:t>
+      </w:r>
+      <m:oMath>
+        <m:sSup>
+          <m:e>
+            <m:r>
+              <m:t>σ</m:t>
+            </m:r>
+          </m:e>
+          <m:sup>
+            <m:r>
+              <m:t>2</m:t>
+            </m:r>
+          </m:sup>
+        </m:sSup>
+      </m:oMath>
+      <w:r>
+        <w:t xml:space="preserve"> </w:t>
+      </w:r>
+      <w:r>
+        <w:t xml:space="preserve">from</w:t>
+      </w:r>
+      <w:r>
+        <w:t xml:space="preserve"> </w:t>
+      </w:r>
+      <w:hyperlink w:anchor="sol-chebyshev-variance">
         <w:r>
           <w:rPr>
             <w:rStyle w:val="Hyperlink"/>
           </w:rPr>
-          <w:t xml:space="preserve">Theorem 2</w:t>
+          <w:t xml:space="preserve">Solution 2</w:t>
         </w:r>
       </w:hyperlink>
       <w:r>
@@ -13326,38 +14344,7 @@
       </w:r>
       <m:oMath>
         <m:r>
-          <m:rPr>
-            <m:sty m:val="p"/>
-          </m:rPr>
-          <m:t>Var</m:t>
-        </m:r>
-        <m:r>
-          <m:t>​</m:t>
-        </m:r>
-        <m:d>
-          <m:dPr>
-            <m:begChr m:val="("/>
-            <m:sepChr m:val=""/>
-            <m:endChr m:val=")"/>
-            <m:grow/>
-          </m:dPr>
-          <m:e>
-            <m:sSub>
-              <m:e>
-                <m:r>
-                  <m:t>S</m:t>
-                </m:r>
-              </m:e>
-              <m:sub>
-                <m:r>
-                  <m:t>n</m:t>
-                </m:r>
-              </m:sub>
-            </m:sSub>
-          </m:e>
-        </m:d>
-        <m:r>
-          <m:t>​</m:t>
+          <m:t>n</m:t>
         </m:r>
         <m:r>
           <m:rPr>
@@ -13366,113 +14353,69 @@
           <m:t>=</m:t>
         </m:r>
         <m:r>
-          <m:t>n</m:t>
-        </m:r>
-        <m:sSup>
-          <m:e>
-            <m:r>
-              <m:t>σ</m:t>
-            </m:r>
-          </m:e>
-          <m:sup>
-            <m:r>
-              <m:t>2</m:t>
-            </m:r>
-          </m:sup>
-        </m:sSup>
+          <m:t>1216</m:t>
+        </m:r>
       </m:oMath>
       <w:r>
         <w:t xml:space="preserve"> </w:t>
       </w:r>
       <w:r>
-        <w:t xml:space="preserve">for</w:t>
-      </w:r>
-      <w:r>
-        <w:t xml:space="preserve"> </w:t>
-      </w:r>
-      <m:oMath>
-        <m:sSub>
-          <m:e>
-            <m:r>
-              <m:t>S</m:t>
-            </m:r>
-          </m:e>
-          <m:sub>
-            <m:r>
-              <m:t>n</m:t>
-            </m:r>
-          </m:sub>
-        </m:sSub>
-        <m:limUpp>
-          <m:e>
-            <m:r>
-              <m:rPr>
-                <m:sty m:val="p"/>
-              </m:rPr>
-              <m:t>=</m:t>
-            </m:r>
-          </m:e>
-          <m:lim>
-            <m:r>
-              <m:rPr>
-                <m:nor/>
-                <m:sty m:val="p"/>
-              </m:rPr>
-              <m:t>def</m:t>
-            </m:r>
-          </m:lim>
-        </m:limUpp>
-        <m:nary>
-          <m:naryPr>
-            <m:chr m:val="∑"/>
-            <m:limLoc m:val="undOvr"/>
-            <m:subHide m:val="off"/>
-            <m:supHide m:val="off"/>
-          </m:naryPr>
-          <m:sub>
-            <m:r>
-              <m:t>i</m:t>
-            </m:r>
-            <m:r>
-              <m:rPr>
-                <m:sty m:val="p"/>
-              </m:rPr>
-              <m:t>=</m:t>
-            </m:r>
-            <m:r>
-              <m:t>1</m:t>
-            </m:r>
-          </m:sub>
-          <m:sup>
-            <m:r>
-              <m:t>n</m:t>
-            </m:r>
-          </m:sup>
-          <m:e>
-            <m:sSub>
-              <m:e>
-                <m:r>
-                  <m:t>X</m:t>
-                </m:r>
-              </m:e>
-              <m:sub>
-                <m:r>
-                  <m:t>i</m:t>
-                </m:r>
-              </m:sub>
-            </m:sSub>
-          </m:e>
-        </m:nary>
-      </m:oMath>
-      <w:r>
-        <w:t xml:space="preserve">,</w:t>
-      </w:r>
-      <w:r>
-        <w:t xml:space="preserve"> </w:t>
-      </w:r>
-      <w:r>
-        <w:t xml:space="preserve">so</w:t>
-      </w:r>
+        <w:t xml:space="preserve">cars suffice.</w:t>
+      </w:r>
+    </w:p>
+    <w:bookmarkEnd w:id="55"/>
+    <w:bookmarkStart w:id="57" w:name="exr-chebyshev-simulation"/>
+    <w:p>
+      <w:pPr>
+        <w:pStyle w:val="BodyText"/>
+      </w:pPr>
+      <w:r>
+        <w:rPr>
+          <w:b/>
+          <w:bCs/>
+        </w:rPr>
+        <w:t xml:space="preserve">Exercise 4 (Simulated misses of the sample mean)</w:t>
+      </w:r>
+      <w:r>
+        <w:t xml:space="preserve"> </w:t>
+      </w:r>
+      <w:r>
+        <w:t xml:space="preserve">Draw 10,000 samples of the size from</w:t>
+      </w:r>
+      <w:r>
+        <w:t xml:space="preserve"> </w:t>
+      </w:r>
+      <w:hyperlink w:anchor="exr-chebyshev-min-n">
+        <w:r>
+          <w:rPr>
+            <w:rStyle w:val="Hyperlink"/>
+          </w:rPr>
+          <w:t xml:space="preserve">Exercise 3</w:t>
+        </w:r>
+      </w:hyperlink>
+      <w:r>
+        <w:t xml:space="preserve"> </w:t>
+      </w:r>
+      <w:r>
+        <w:t xml:space="preserve">with replacement,</w:t>
+      </w:r>
+      <w:r>
+        <w:t xml:space="preserve"> </w:t>
+      </w:r>
+      <w:r>
+        <w:t xml:space="preserve">and report how many of the sample</w:t>
+      </w:r>
+      <w:r>
+        <w:t xml:space="preserve"> </w:t>
+      </w:r>
+      <w:hyperlink r:id="rId56">
+        <w:r>
+          <w:rPr>
+            <w:rStyle w:val="Hyperlink"/>
+          </w:rPr>
+          <w:t xml:space="preserve">means</w:t>
+        </w:r>
+      </w:hyperlink>
       <w:r>
         <w:t xml:space="preserve"> </w:t>
       </w:r>
@@ -13496,39 +14439,12 @@
             </m:r>
           </m:sub>
         </m:sSub>
-        <m:r>
-          <m:rPr>
-            <m:sty m:val="p"/>
-          </m:rPr>
-          <m:t>=</m:t>
-        </m:r>
-        <m:sSub>
-          <m:e>
-            <m:r>
-              <m:t>S</m:t>
-            </m:r>
-          </m:e>
-          <m:sub>
-            <m:r>
-              <m:t>n</m:t>
-            </m:r>
-          </m:sub>
-        </m:sSub>
-        <m:r>
-          <m:rPr>
-            <m:sty m:val="p"/>
-          </m:rPr>
-          <m:t>/</m:t>
-        </m:r>
-        <m:r>
-          <m:t>n</m:t>
-        </m:r>
       </m:oMath>
       <w:r>
         <w:t xml:space="preserve"> </w:t>
       </w:r>
       <w:r>
-        <w:t xml:space="preserve">has mean</w:t>
+        <w:t xml:space="preserve">miss</w:t>
       </w:r>
       <w:r>
         <w:t xml:space="preserve"> </w:t>
@@ -13542,417 +14458,24 @@
         <w:t xml:space="preserve"> </w:t>
       </w:r>
       <w:r>
-        <w:t xml:space="preserve">and variance</w:t>
-      </w:r>
-      <w:r>
-        <w:t xml:space="preserve"> </w:t>
-      </w:r>
-      <m:oMath>
-        <m:sSup>
-          <m:e>
-            <m:r>
-              <m:t>σ</m:t>
-            </m:r>
-          </m:e>
-          <m:sup>
-            <m:r>
-              <m:t>2</m:t>
-            </m:r>
-          </m:sup>
-        </m:sSup>
-        <m:r>
-          <m:rPr>
-            <m:sty m:val="p"/>
-          </m:rPr>
-          <m:t>/</m:t>
-        </m:r>
-        <m:r>
-          <m:t>n</m:t>
-        </m:r>
-      </m:oMath>
-      <w:r>
-        <w:t xml:space="preserve"> </w:t>
-      </w:r>
-      <w:r>
-        <w:t xml:space="preserve">(a constant factor</w:t>
-      </w:r>
-      <w:r>
-        <w:t xml:space="preserve"> </w:t>
-      </w:r>
-      <m:oMath>
-        <m:r>
-          <m:t>c</m:t>
-        </m:r>
-      </m:oMath>
-      <w:r>
-        <w:t xml:space="preserve"> </w:t>
-      </w:r>
-      <w:r>
-        <w:t xml:space="preserve">scales a variance by</w:t>
-      </w:r>
-      <w:r>
-        <w:t xml:space="preserve"> </w:t>
-      </w:r>
-      <m:oMath>
-        <m:sSup>
-          <m:e>
-            <m:r>
-              <m:t>c</m:t>
-            </m:r>
-          </m:e>
-          <m:sup>
-            <m:r>
-              <m:t>2</m:t>
-            </m:r>
-          </m:sup>
-        </m:sSup>
-      </m:oMath>
-      <w:r>
-        <w:t xml:space="preserve">).</w:t>
-      </w:r>
-      <w:r>
-        <w:t xml:space="preserve"> </w:t>
-      </w:r>
-      <w:r>
-        <w:t xml:space="preserve">Apply</w:t>
-      </w:r>
-      <w:r>
-        <w:t xml:space="preserve"> </w:t>
-      </w:r>
-      <w:hyperlink w:anchor="thm-chebyshev">
-        <w:r>
-          <w:rPr>
-            <w:rStyle w:val="Hyperlink"/>
-          </w:rPr>
-          <w:t xml:space="preserve">Theorem 4</w:t>
-        </w:r>
-      </w:hyperlink>
-      <w:r>
-        <w:t xml:space="preserve"> </w:t>
-      </w:r>
-      <w:r>
-        <w:t xml:space="preserve">to</w:t>
-      </w:r>
-      <w:r>
-        <w:t xml:space="preserve"> </w:t>
-      </w:r>
-      <m:oMath>
-        <m:sSub>
-          <m:e>
-            <m:acc>
-              <m:accPr>
-                <m:chr m:val="‾"/>
-              </m:accPr>
-              <m:e>
-                <m:r>
-                  <m:t>X</m:t>
-                </m:r>
-              </m:e>
-            </m:acc>
-          </m:e>
-          <m:sub>
-            <m:r>
-              <m:t>n</m:t>
-            </m:r>
-          </m:sub>
-        </m:sSub>
-      </m:oMath>
-      <w:r>
-        <w:t xml:space="preserve"> </w:t>
-      </w:r>
-      <w:r>
-        <w:t xml:space="preserve">with</w:t>
-      </w:r>
-      <w:r>
-        <w:t xml:space="preserve"> </w:t>
-      </w:r>
-      <m:oMath>
-        <m:r>
-          <m:t>k</m:t>
-        </m:r>
-        <m:r>
-          <m:t>σ</m:t>
-        </m:r>
-        <m:r>
-          <m:rPr>
-            <m:sty m:val="p"/>
-          </m:rPr>
-          <m:t>/</m:t>
-        </m:r>
-        <m:rad>
-          <m:radPr>
-            <m:degHide m:val="on"/>
-          </m:radPr>
-          <m:deg/>
-          <m:e>
-            <m:r>
-              <m:t>n</m:t>
-            </m:r>
-          </m:e>
-        </m:rad>
-        <m:r>
-          <m:rPr>
-            <m:sty m:val="p"/>
-          </m:rPr>
-          <m:t>=</m:t>
-        </m:r>
-        <m:r>
-          <m:t>ϵ</m:t>
-        </m:r>
-      </m:oMath>
-      <w:r>
-        <w:t xml:space="preserve">,</w:t>
-      </w:r>
-      <w:r>
-        <w:t xml:space="preserve"> </w:t>
-      </w:r>
-      <w:r>
-        <w:t xml:space="preserve">that is,</w:t>
-      </w:r>
-      <w:r>
-        <w:t xml:space="preserve"> </w:t>
-      </w:r>
-      <m:oMath>
-        <m:r>
-          <m:t>k</m:t>
-        </m:r>
-        <m:r>
-          <m:rPr>
-            <m:sty m:val="p"/>
-          </m:rPr>
-          <m:t>=</m:t>
-        </m:r>
-        <m:r>
-          <m:t>ϵ</m:t>
-        </m:r>
-        <m:rad>
-          <m:radPr>
-            <m:degHide m:val="on"/>
-          </m:radPr>
-          <m:deg/>
-          <m:e>
-            <m:r>
-              <m:t>n</m:t>
-            </m:r>
-          </m:e>
-        </m:rad>
-        <m:r>
-          <m:rPr>
-            <m:sty m:val="p"/>
-          </m:rPr>
-          <m:t>/</m:t>
-        </m:r>
-        <m:r>
-          <m:t>σ</m:t>
-        </m:r>
-      </m:oMath>
-      <w:r>
-        <w:t xml:space="preserve">, so</w:t>
-      </w:r>
-      <w:r>
-        <w:t xml:space="preserve"> </w:t>
-      </w:r>
-      <m:oMath>
-        <m:r>
-          <m:t>1</m:t>
-        </m:r>
-        <m:r>
-          <m:rPr>
-            <m:sty m:val="p"/>
-          </m:rPr>
-          <m:t>/</m:t>
-        </m:r>
-        <m:sSup>
-          <m:e>
-            <m:r>
-              <m:t>k</m:t>
-            </m:r>
-          </m:e>
-          <m:sup>
-            <m:r>
-              <m:t>2</m:t>
-            </m:r>
-          </m:sup>
-        </m:sSup>
-        <m:r>
-          <m:rPr>
-            <m:sty m:val="p"/>
-          </m:rPr>
-          <m:t>=</m:t>
-        </m:r>
-        <m:sSup>
-          <m:e>
-            <m:r>
-              <m:t>σ</m:t>
-            </m:r>
-          </m:e>
-          <m:sup>
-            <m:r>
-              <m:t>2</m:t>
-            </m:r>
-          </m:sup>
-        </m:sSup>
-        <m:r>
-          <m:rPr>
-            <m:sty m:val="p"/>
-          </m:rPr>
-          <m:t>/</m:t>
-        </m:r>
-        <m:r>
-          <m:rPr>
-            <m:sty m:val="p"/>
-          </m:rPr>
-          <m:t>(</m:t>
-        </m:r>
-        <m:r>
-          <m:t>n</m:t>
-        </m:r>
-        <m:sSup>
-          <m:e>
-            <m:r>
-              <m:t>ϵ</m:t>
-            </m:r>
-          </m:e>
-          <m:sup>
-            <m:r>
-              <m:t>2</m:t>
-            </m:r>
-          </m:sup>
-        </m:sSup>
-        <m:r>
-          <m:rPr>
-            <m:sty m:val="p"/>
-          </m:rPr>
-          <m:t>)</m:t>
-        </m:r>
-      </m:oMath>
-      <w:r>
-        <w:t xml:space="preserve">.</w:t>
+        <w:t xml:space="preserve">by 1 or more.</w:t>
       </w:r>
     </w:p>
+    <w:bookmarkEnd w:id="57"/>
+    <w:bookmarkStart w:id="58" w:name="sol-chebyshev-simulation"/>
     <w:p>
       <w:pPr>
-        <w:numPr>
-          <w:ilvl w:val="0"/>
-          <w:numId w:val="1002"/>
-        </w:numPr>
+        <w:pStyle w:val="BodyText"/>
       </w:pPr>
       <w:r>
-        <w:t xml:space="preserve">Setting</w:t>
-      </w:r>
-      <w:r>
-        <w:t xml:space="preserve"> </w:t>
-      </w:r>
-      <m:oMath>
-        <m:sSup>
-          <m:e>
-            <m:r>
-              <m:t>σ</m:t>
-            </m:r>
-          </m:e>
-          <m:sup>
-            <m:r>
-              <m:t>2</m:t>
-            </m:r>
-          </m:sup>
-        </m:sSup>
-        <m:r>
-          <m:rPr>
-            <m:sty m:val="p"/>
-          </m:rPr>
-          <m:t>/</m:t>
-        </m:r>
-        <m:r>
-          <m:rPr>
-            <m:sty m:val="p"/>
-          </m:rPr>
-          <m:t>(</m:t>
-        </m:r>
-        <m:r>
-          <m:t>n</m:t>
-        </m:r>
-        <m:r>
-          <m:rPr>
-            <m:sty m:val="p"/>
-          </m:rPr>
-          <m:t>⋅</m:t>
-        </m:r>
-        <m:sSup>
-          <m:e>
-            <m:r>
-              <m:t>1</m:t>
-            </m:r>
-          </m:e>
-          <m:sup>
-            <m:r>
-              <m:t>2</m:t>
-            </m:r>
-          </m:sup>
-        </m:sSup>
-        <m:r>
-          <m:rPr>
-            <m:sty m:val="p"/>
-          </m:rPr>
-          <m:t>)</m:t>
-        </m:r>
-        <m:r>
-          <m:rPr>
-            <m:sty m:val="p"/>
-          </m:rPr>
-          <m:t>≤</m:t>
-        </m:r>
-        <m:r>
-          <m:t>0.05</m:t>
-        </m:r>
-      </m:oMath>
-      <w:r>
-        <w:t xml:space="preserve"> </w:t>
-      </w:r>
-      <w:r>
-        <w:t xml:space="preserve">gives</w:t>
-      </w:r>
-      <w:r>
-        <w:t xml:space="preserve"> </w:t>
-      </w:r>
-      <m:oMath>
-        <m:r>
-          <m:t>n</m:t>
-        </m:r>
-        <m:r>
-          <m:rPr>
-            <m:sty m:val="p"/>
-          </m:rPr>
-          <m:t>≥</m:t>
-        </m:r>
-        <m:r>
-          <m:t>20</m:t>
-        </m:r>
-        <m:sSup>
-          <m:e>
-            <m:r>
-              <m:t>σ</m:t>
-            </m:r>
-          </m:e>
-          <m:sup>
-            <m:r>
-              <m:t>2</m:t>
-            </m:r>
-          </m:sup>
-        </m:sSup>
-      </m:oMath>
-      <w:r>
-        <w:t xml:space="preserve">.</w:t>
-      </w:r>
-    </w:p>
-    <w:p>
-      <w:pPr>
-        <w:numPr>
-          <w:ilvl w:val="0"/>
-          <w:numId w:val="1002"/>
-        </w:numPr>
-      </w:pPr>
-      <w:r>
-        <w:t xml:space="preserve">See the code below.</w:t>
+        <w:rPr>
+          <w:i/>
+          <w:iCs/>
+        </w:rPr>
+        <w:t xml:space="preserve">Solution 4</w:t>
+      </w:r>
+      <w:r>
+        <w:t xml:space="preserve">. </w:t>
       </w:r>
     </w:p>
     <w:p>
@@ -13961,9 +14484,54 @@
       </w:pPr>
       <w:r>
         <w:rPr>
-          <w:rStyle w:val="NormalTok"/>
-        </w:rPr>
-        <w:t xml:space="preserve">mpg </w:t>
+          <w:rStyle w:val="CommentTok"/>
+        </w:rPr>
+        <w:t xml:space="preserve"># Uses mpg and mu from sol-chebyshev-variance,</w:t>
+      </w:r>
+      <w:r>
+        <w:br/>
+      </w:r>
+      <w:r>
+        <w:rPr>
+          <w:rStyle w:val="CommentTok"/>
+        </w:rPr>
+        <w:t xml:space="preserve"># and n_min from sol-chebyshev-min-n.</w:t>
+      </w:r>
+      <w:r>
+        <w:br/>
+      </w:r>
+      <w:r>
+        <w:rPr>
+          <w:rStyle w:val="FunctionTok"/>
+        </w:rPr>
+        <w:t xml:space="preserve">set.seed</w:t>
+      </w:r>
+      <w:r>
+        <w:rPr>
+          <w:rStyle w:val="NormalTok"/>
+        </w:rPr>
+        <w:t xml:space="preserve">(</w:t>
+      </w:r>
+      <w:r>
+        <w:rPr>
+          <w:rStyle w:val="DecValTok"/>
+        </w:rPr>
+        <w:t xml:space="preserve">571</w:t>
+      </w:r>
+      <w:r>
+        <w:rPr>
+          <w:rStyle w:val="NormalTok"/>
+        </w:rPr>
+        <w:t xml:space="preserve">)</w:t>
+      </w:r>
+      <w:r>
+        <w:br/>
+      </w:r>
+      <w:r>
+        <w:rPr>
+          <w:rStyle w:val="NormalTok"/>
+        </w:rPr>
+        <w:t xml:space="preserve">xbar </w:t>
       </w:r>
       <w:r>
         <w:rPr>
@@ -13981,7 +14549,7 @@
         <w:rPr>
           <w:rStyle w:val="FunctionTok"/>
         </w:rPr>
-        <w:t xml:space="preserve">read.csv</w:t>
+        <w:t xml:space="preserve">replicate</w:t>
       </w:r>
       <w:r>
         <w:rPr>
@@ -13991,9 +14559,138 @@
       </w:r>
       <w:r>
         <w:rPr>
-          <w:rStyle w:val="StringTok"/>
-        </w:rPr>
-        <w:t xml:space="preserve">"data/auto.csv"</w:t>
+          <w:rStyle w:val="DecValTok"/>
+        </w:rPr>
+        <w:t xml:space="preserve">10000</w:t>
+      </w:r>
+      <w:r>
+        <w:rPr>
+          <w:rStyle w:val="NormalTok"/>
+        </w:rPr>
+        <w:t xml:space="preserve">, </w:t>
+      </w:r>
+      <w:r>
+        <w:rPr>
+          <w:rStyle w:val="FunctionTok"/>
+        </w:rPr>
+        <w:t xml:space="preserve">mean</w:t>
+      </w:r>
+      <w:r>
+        <w:rPr>
+          <w:rStyle w:val="NormalTok"/>
+        </w:rPr>
+        <w:t xml:space="preserve">(</w:t>
+      </w:r>
+      <w:r>
+        <w:rPr>
+          <w:rStyle w:val="FunctionTok"/>
+        </w:rPr>
+        <w:t xml:space="preserve">sample</w:t>
+      </w:r>
+      <w:r>
+        <w:rPr>
+          <w:rStyle w:val="NormalTok"/>
+        </w:rPr>
+        <w:t xml:space="preserve">(mpg, n_min, </w:t>
+      </w:r>
+      <w:r>
+        <w:rPr>
+          <w:rStyle w:val="AttributeTok"/>
+        </w:rPr>
+        <w:t xml:space="preserve">replace =</w:t>
+      </w:r>
+      <w:r>
+        <w:rPr>
+          <w:rStyle w:val="NormalTok"/>
+        </w:rPr>
+        <w:t xml:space="preserve"> </w:t>
+      </w:r>
+      <w:r>
+        <w:rPr>
+          <w:rStyle w:val="ConstantTok"/>
+        </w:rPr>
+        <w:t xml:space="preserve">TRUE</w:t>
+      </w:r>
+      <w:r>
+        <w:rPr>
+          <w:rStyle w:val="NormalTok"/>
+        </w:rPr>
+        <w:t xml:space="preserve">)))</w:t>
+      </w:r>
+      <w:r>
+        <w:br/>
+      </w:r>
+      <w:r>
+        <w:rPr>
+          <w:rStyle w:val="NormalTok"/>
+        </w:rPr>
+        <w:t xml:space="preserve">misses </w:t>
+      </w:r>
+      <w:r>
+        <w:rPr>
+          <w:rStyle w:val="OtherTok"/>
+        </w:rPr>
+        <w:t xml:space="preserve">&lt;-</w:t>
+      </w:r>
+      <w:r>
+        <w:rPr>
+          <w:rStyle w:val="NormalTok"/>
+        </w:rPr>
+        <w:t xml:space="preserve"> </w:t>
+      </w:r>
+      <w:r>
+        <w:rPr>
+          <w:rStyle w:val="FunctionTok"/>
+        </w:rPr>
+        <w:t xml:space="preserve">sum</w:t>
+      </w:r>
+      <w:r>
+        <w:rPr>
+          <w:rStyle w:val="NormalTok"/>
+        </w:rPr>
+        <w:t xml:space="preserve">(</w:t>
+      </w:r>
+      <w:r>
+        <w:rPr>
+          <w:rStyle w:val="FunctionTok"/>
+        </w:rPr>
+        <w:t xml:space="preserve">abs</w:t>
+      </w:r>
+      <w:r>
+        <w:rPr>
+          <w:rStyle w:val="NormalTok"/>
+        </w:rPr>
+        <w:t xml:space="preserve">(xbar </w:t>
+      </w:r>
+      <w:r>
+        <w:rPr>
+          <w:rStyle w:val="SpecialCharTok"/>
+        </w:rPr>
+        <w:t xml:space="preserve">-</w:t>
+      </w:r>
+      <w:r>
+        <w:rPr>
+          <w:rStyle w:val="NormalTok"/>
+        </w:rPr>
+        <w:t xml:space="preserve"> mu) </w:t>
+      </w:r>
+      <w:r>
+        <w:rPr>
+          <w:rStyle w:val="SpecialCharTok"/>
+        </w:rPr>
+        <w:t xml:space="preserve">&gt;=</w:t>
+      </w:r>
+      <w:r>
+        <w:rPr>
+          <w:rStyle w:val="NormalTok"/>
+        </w:rPr>
+        <w:t xml:space="preserve"> </w:t>
+      </w:r>
+      <w:r>
+        <w:rPr>
+          <w:rStyle w:val="DecValTok"/>
+        </w:rPr>
+        <w:t xml:space="preserve">1</w:t>
       </w:r>
       <w:r>
         <w:rPr>
@@ -14002,565 +14699,22 @@
         <w:t xml:space="preserve">)</w:t>
       </w:r>
       <w:r>
-        <w:rPr>
-          <w:rStyle w:val="SpecialCharTok"/>
-        </w:rPr>
-        <w:t xml:space="preserve">$</w:t>
-      </w:r>
-      <w:r>
-        <w:rPr>
-          <w:rStyle w:val="NormalTok"/>
-        </w:rPr>
-        <w:t xml:space="preserve">mpg</w:t>
-      </w:r>
-      <w:r>
         <w:br/>
       </w:r>
       <w:r>
         <w:rPr>
           <w:rStyle w:val="NormalTok"/>
         </w:rPr>
-        <w:t xml:space="preserve">mu </w:t>
-      </w:r>
-      <w:r>
-        <w:rPr>
-          <w:rStyle w:val="OtherTok"/>
-        </w:rPr>
-        <w:t xml:space="preserve">&lt;-</w:t>
-      </w:r>
-      <w:r>
-        <w:rPr>
-          <w:rStyle w:val="NormalTok"/>
-        </w:rPr>
-        <w:t xml:space="preserve"> </w:t>
-      </w:r>
-      <w:r>
-        <w:rPr>
-          <w:rStyle w:val="FunctionTok"/>
-        </w:rPr>
-        <w:t xml:space="preserve">mean</w:t>
-      </w:r>
-      <w:r>
-        <w:rPr>
-          <w:rStyle w:val="NormalTok"/>
-        </w:rPr>
-        <w:t xml:space="preserve">(mpg)</w:t>
+        <w:t xml:space="preserve">misses</w:t>
       </w:r>
       <w:r>
         <w:br/>
       </w:r>
       <w:r>
         <w:rPr>
-          <w:rStyle w:val="NormalTok"/>
-        </w:rPr>
-        <w:t xml:space="preserve">sigma2 </w:t>
-      </w:r>
-      <w:r>
-        <w:rPr>
-          <w:rStyle w:val="OtherTok"/>
-        </w:rPr>
-        <w:t xml:space="preserve">&lt;-</w:t>
-      </w:r>
-      <w:r>
-        <w:rPr>
-          <w:rStyle w:val="NormalTok"/>
-        </w:rPr>
-        <w:t xml:space="preserve"> </w:t>
-      </w:r>
-      <w:r>
-        <w:rPr>
-          <w:rStyle w:val="FunctionTok"/>
-        </w:rPr>
-        <w:t xml:space="preserve">mean</w:t>
-      </w:r>
-      <w:r>
-        <w:rPr>
-          <w:rStyle w:val="NormalTok"/>
-        </w:rPr>
-        <w:t xml:space="preserve">((mpg </w:t>
-      </w:r>
-      <w:r>
-        <w:rPr>
-          <w:rStyle w:val="SpecialCharTok"/>
-        </w:rPr>
-        <w:t xml:space="preserve">-</w:t>
-      </w:r>
-      <w:r>
-        <w:rPr>
-          <w:rStyle w:val="NormalTok"/>
-        </w:rPr>
-        <w:t xml:space="preserve"> mu)</w:t>
-      </w:r>
-      <w:r>
-        <w:rPr>
-          <w:rStyle w:val="SpecialCharTok"/>
-        </w:rPr>
-        <w:t xml:space="preserve">^</w:t>
-      </w:r>
-      <w:r>
-        <w:rPr>
-          <w:rStyle w:val="DecValTok"/>
-        </w:rPr>
-        <w:t xml:space="preserve">2</w:t>
-      </w:r>
-      <w:r>
-        <w:rPr>
-          <w:rStyle w:val="NormalTok"/>
-        </w:rPr>
-        <w:t xml:space="preserve">)</w:t>
-      </w:r>
-      <w:r>
-        <w:br/>
-      </w:r>
-      <w:r>
-        <w:rPr>
-          <w:rStyle w:val="NormalTok"/>
-        </w:rPr>
-        <w:t xml:space="preserve">n_min </w:t>
-      </w:r>
-      <w:r>
-        <w:rPr>
-          <w:rStyle w:val="OtherTok"/>
-        </w:rPr>
-        <w:t xml:space="preserve">&lt;-</w:t>
-      </w:r>
-      <w:r>
-        <w:rPr>
-          <w:rStyle w:val="NormalTok"/>
-        </w:rPr>
-        <w:t xml:space="preserve"> </w:t>
-      </w:r>
-      <w:r>
-        <w:rPr>
-          <w:rStyle w:val="FunctionTok"/>
-        </w:rPr>
-        <w:t xml:space="preserve">ceiling</w:t>
-      </w:r>
-      <w:r>
-        <w:rPr>
-          <w:rStyle w:val="NormalTok"/>
-        </w:rPr>
-        <w:t xml:space="preserve">(</w:t>
-      </w:r>
-      <w:r>
-        <w:rPr>
-          <w:rStyle w:val="DecValTok"/>
-        </w:rPr>
-        <w:t xml:space="preserve">20</w:t>
-      </w:r>
-      <w:r>
-        <w:rPr>
-          <w:rStyle w:val="NormalTok"/>
-        </w:rPr>
-        <w:t xml:space="preserve"> </w:t>
-      </w:r>
-      <w:r>
-        <w:rPr>
-          <w:rStyle w:val="SpecialCharTok"/>
-        </w:rPr>
-        <w:t xml:space="preserve">*</w:t>
-      </w:r>
-      <w:r>
-        <w:rPr>
-          <w:rStyle w:val="NormalTok"/>
-        </w:rPr>
-        <w:t xml:space="preserve"> sigma2)</w:t>
-      </w:r>
-      <w:r>
-        <w:br/>
-      </w:r>
-      <w:r>
-        <w:br/>
-      </w:r>
-      <w:r>
-        <w:rPr>
-          <w:rStyle w:val="FunctionTok"/>
-        </w:rPr>
-        <w:t xml:space="preserve">set.seed</w:t>
-      </w:r>
-      <w:r>
-        <w:rPr>
-          <w:rStyle w:val="NormalTok"/>
-        </w:rPr>
-        <w:t xml:space="preserve">(</w:t>
-      </w:r>
-      <w:r>
-        <w:rPr>
-          <w:rStyle w:val="DecValTok"/>
-        </w:rPr>
-        <w:t xml:space="preserve">571</w:t>
-      </w:r>
-      <w:r>
-        <w:rPr>
-          <w:rStyle w:val="NormalTok"/>
-        </w:rPr>
-        <w:t xml:space="preserve">)</w:t>
-      </w:r>
-      <w:r>
-        <w:br/>
-      </w:r>
-      <w:r>
-        <w:rPr>
-          <w:rStyle w:val="NormalTok"/>
-        </w:rPr>
-        <w:t xml:space="preserve">xbar </w:t>
-      </w:r>
-      <w:r>
-        <w:rPr>
-          <w:rStyle w:val="OtherTok"/>
-        </w:rPr>
-        <w:t xml:space="preserve">&lt;-</w:t>
-      </w:r>
-      <w:r>
-        <w:rPr>
-          <w:rStyle w:val="NormalTok"/>
-        </w:rPr>
-        <w:t xml:space="preserve"> </w:t>
-      </w:r>
-      <w:r>
-        <w:rPr>
-          <w:rStyle w:val="FunctionTok"/>
-        </w:rPr>
-        <w:t xml:space="preserve">replicate</w:t>
-      </w:r>
-      <w:r>
-        <w:rPr>
-          <w:rStyle w:val="NormalTok"/>
-        </w:rPr>
-        <w:t xml:space="preserve">(</w:t>
-      </w:r>
-      <w:r>
-        <w:rPr>
-          <w:rStyle w:val="DecValTok"/>
-        </w:rPr>
-        <w:t xml:space="preserve">10000</w:t>
-      </w:r>
-      <w:r>
-        <w:rPr>
-          <w:rStyle w:val="NormalTok"/>
-        </w:rPr>
-        <w:t xml:space="preserve">, </w:t>
-      </w:r>
-      <w:r>
-        <w:rPr>
-          <w:rStyle w:val="FunctionTok"/>
-        </w:rPr>
-        <w:t xml:space="preserve">mean</w:t>
-      </w:r>
-      <w:r>
-        <w:rPr>
-          <w:rStyle w:val="NormalTok"/>
-        </w:rPr>
-        <w:t xml:space="preserve">(</w:t>
-      </w:r>
-      <w:r>
-        <w:rPr>
-          <w:rStyle w:val="FunctionTok"/>
-        </w:rPr>
-        <w:t xml:space="preserve">sample</w:t>
-      </w:r>
-      <w:r>
-        <w:rPr>
-          <w:rStyle w:val="NormalTok"/>
-        </w:rPr>
-        <w:t xml:space="preserve">(mpg, n_min, </w:t>
-      </w:r>
-      <w:r>
-        <w:rPr>
-          <w:rStyle w:val="AttributeTok"/>
-        </w:rPr>
-        <w:t xml:space="preserve">replace =</w:t>
-      </w:r>
-      <w:r>
-        <w:rPr>
-          <w:rStyle w:val="NormalTok"/>
-        </w:rPr>
-        <w:t xml:space="preserve"> </w:t>
-      </w:r>
-      <w:r>
-        <w:rPr>
-          <w:rStyle w:val="ConstantTok"/>
-        </w:rPr>
-        <w:t xml:space="preserve">TRUE</w:t>
-      </w:r>
-      <w:r>
-        <w:rPr>
-          <w:rStyle w:val="NormalTok"/>
-        </w:rPr>
-        <w:t xml:space="preserve">)))</w:t>
-      </w:r>
-      <w:r>
-        <w:br/>
-      </w:r>
-      <w:r>
-        <w:rPr>
-          <w:rStyle w:val="NormalTok"/>
-        </w:rPr>
-        <w:t xml:space="preserve">misses </w:t>
-      </w:r>
-      <w:r>
-        <w:rPr>
-          <w:rStyle w:val="OtherTok"/>
-        </w:rPr>
-        <w:t xml:space="preserve">&lt;-</w:t>
-      </w:r>
-      <w:r>
-        <w:rPr>
-          <w:rStyle w:val="NormalTok"/>
-        </w:rPr>
-        <w:t xml:space="preserve"> </w:t>
-      </w:r>
-      <w:r>
-        <w:rPr>
-          <w:rStyle w:val="FunctionTok"/>
-        </w:rPr>
-        <w:t xml:space="preserve">sum</w:t>
-      </w:r>
-      <w:r>
-        <w:rPr>
-          <w:rStyle w:val="NormalTok"/>
-        </w:rPr>
-        <w:t xml:space="preserve">(</w:t>
-      </w:r>
-      <w:r>
-        <w:rPr>
-          <w:rStyle w:val="FunctionTok"/>
-        </w:rPr>
-        <w:t xml:space="preserve">abs</w:t>
-      </w:r>
-      <w:r>
-        <w:rPr>
-          <w:rStyle w:val="NormalTok"/>
-        </w:rPr>
-        <w:t xml:space="preserve">(xbar </w:t>
-      </w:r>
-      <w:r>
-        <w:rPr>
-          <w:rStyle w:val="SpecialCharTok"/>
-        </w:rPr>
-        <w:t xml:space="preserve">-</w:t>
-      </w:r>
-      <w:r>
-        <w:rPr>
-          <w:rStyle w:val="NormalTok"/>
-        </w:rPr>
-        <w:t xml:space="preserve"> mu) </w:t>
-      </w:r>
-      <w:r>
-        <w:rPr>
-          <w:rStyle w:val="SpecialCharTok"/>
-        </w:rPr>
-        <w:t xml:space="preserve">&gt;=</w:t>
-      </w:r>
-      <w:r>
-        <w:rPr>
-          <w:rStyle w:val="NormalTok"/>
-        </w:rPr>
-        <w:t xml:space="preserve"> </w:t>
-      </w:r>
-      <w:r>
-        <w:rPr>
-          <w:rStyle w:val="DecValTok"/>
-        </w:rPr>
-        <w:t xml:space="preserve">1</w:t>
-      </w:r>
-      <w:r>
-        <w:rPr>
-          <w:rStyle w:val="NormalTok"/>
-        </w:rPr>
-        <w:t xml:space="preserve">)</w:t>
-      </w:r>
-      <w:r>
-        <w:br/>
-      </w:r>
-      <w:r>
-        <w:rPr>
-          <w:rStyle w:val="NormalTok"/>
-        </w:rPr>
-        <w:t xml:space="preserve">normal_approx </w:t>
-      </w:r>
-      <w:r>
-        <w:rPr>
-          <w:rStyle w:val="OtherTok"/>
-        </w:rPr>
-        <w:t xml:space="preserve">&lt;-</w:t>
-      </w:r>
-      <w:r>
-        <w:rPr>
-          <w:rStyle w:val="NormalTok"/>
-        </w:rPr>
-        <w:t xml:space="preserve"> </w:t>
-      </w:r>
-      <w:r>
-        <w:rPr>
-          <w:rStyle w:val="DecValTok"/>
-        </w:rPr>
-        <w:t xml:space="preserve">2</w:t>
-      </w:r>
-      <w:r>
-        <w:rPr>
-          <w:rStyle w:val="NormalTok"/>
-        </w:rPr>
-        <w:t xml:space="preserve"> </w:t>
-      </w:r>
-      <w:r>
-        <w:rPr>
-          <w:rStyle w:val="SpecialCharTok"/>
-        </w:rPr>
-        <w:t xml:space="preserve">*</w:t>
-      </w:r>
-      <w:r>
-        <w:rPr>
-          <w:rStyle w:val="NormalTok"/>
-        </w:rPr>
-        <w:t xml:space="preserve"> </w:t>
-      </w:r>
-      <w:r>
-        <w:rPr>
-          <w:rStyle w:val="FunctionTok"/>
-        </w:rPr>
-        <w:t xml:space="preserve">pnorm</w:t>
-      </w:r>
-      <w:r>
-        <w:rPr>
-          <w:rStyle w:val="NormalTok"/>
-        </w:rPr>
-        <w:t xml:space="preserve">(</w:t>
-      </w:r>
-      <w:r>
-        <w:rPr>
-          <w:rStyle w:val="SpecialCharTok"/>
-        </w:rPr>
-        <w:t xml:space="preserve">-</w:t>
-      </w:r>
-      <w:r>
-        <w:rPr>
-          <w:rStyle w:val="DecValTok"/>
-        </w:rPr>
-        <w:t xml:space="preserve">1</w:t>
-      </w:r>
-      <w:r>
-        <w:rPr>
-          <w:rStyle w:val="NormalTok"/>
-        </w:rPr>
-        <w:t xml:space="preserve"> </w:t>
-      </w:r>
-      <w:r>
-        <w:rPr>
-          <w:rStyle w:val="SpecialCharTok"/>
-        </w:rPr>
-        <w:t xml:space="preserve">/</w:t>
-      </w:r>
-      <w:r>
-        <w:rPr>
-          <w:rStyle w:val="NormalTok"/>
-        </w:rPr>
-        <w:t xml:space="preserve"> </w:t>
-      </w:r>
-      <w:r>
-        <w:rPr>
-          <w:rStyle w:val="FunctionTok"/>
-        </w:rPr>
-        <w:t xml:space="preserve">sqrt</w:t>
-      </w:r>
-      <w:r>
-        <w:rPr>
-          <w:rStyle w:val="NormalTok"/>
-        </w:rPr>
-        <w:t xml:space="preserve">(sigma2 </w:t>
-      </w:r>
-      <w:r>
-        <w:rPr>
-          <w:rStyle w:val="SpecialCharTok"/>
-        </w:rPr>
-        <w:t xml:space="preserve">/</w:t>
-      </w:r>
-      <w:r>
-        <w:rPr>
-          <w:rStyle w:val="NormalTok"/>
-        </w:rPr>
-        <w:t xml:space="preserve"> n_min))</w:t>
-      </w:r>
-      <w:r>
-        <w:br/>
-      </w:r>
-      <w:r>
-        <w:rPr>
-          <w:rStyle w:val="FunctionTok"/>
-        </w:rPr>
-        <w:t xml:space="preserve">c</w:t>
-      </w:r>
-      <w:r>
-        <w:rPr>
-          <w:rStyle w:val="NormalTok"/>
-        </w:rPr>
-        <w:t xml:space="preserve">(</w:t>
-      </w:r>
-      <w:r>
-        <w:rPr>
-          <w:rStyle w:val="AttributeTok"/>
-        </w:rPr>
-        <w:t xml:space="preserve">variance =</w:t>
-      </w:r>
-      <w:r>
-        <w:rPr>
-          <w:rStyle w:val="NormalTok"/>
-        </w:rPr>
-        <w:t xml:space="preserve"> sigma2, </w:t>
-      </w:r>
-      <w:r>
-        <w:rPr>
-          <w:rStyle w:val="AttributeTok"/>
-        </w:rPr>
-        <w:t xml:space="preserve">n =</w:t>
-      </w:r>
-      <w:r>
-        <w:rPr>
-          <w:rStyle w:val="NormalTok"/>
-        </w:rPr>
-        <w:t xml:space="preserve"> n_min, </w:t>
-      </w:r>
-      <w:r>
-        <w:rPr>
-          <w:rStyle w:val="AttributeTok"/>
-        </w:rPr>
-        <w:t xml:space="preserve">misses =</w:t>
-      </w:r>
-      <w:r>
-        <w:rPr>
-          <w:rStyle w:val="NormalTok"/>
-        </w:rPr>
-        <w:t xml:space="preserve"> misses, </w:t>
-      </w:r>
-      <w:r>
-        <w:rPr>
-          <w:rStyle w:val="AttributeTok"/>
-        </w:rPr>
-        <w:t xml:space="preserve">normal_approx =</w:t>
-      </w:r>
-      <w:r>
-        <w:rPr>
-          <w:rStyle w:val="NormalTok"/>
-        </w:rPr>
-        <w:t xml:space="preserve"> normal_approx)</w:t>
-      </w:r>
-      <w:r>
-        <w:br/>
-      </w:r>
-      <w:r>
-        <w:rPr>
           <w:rStyle w:val="CommentTok"/>
         </w:rPr>
-        <w:t xml:space="preserve">#&gt;      variance             n        misses normal_approx </w:t>
-      </w:r>
-      <w:r>
-        <w:br/>
-      </w:r>
-      <w:r>
-        <w:rPr>
-          <w:rStyle w:val="CommentTok"/>
-        </w:rPr>
-        <w:t xml:space="preserve">#&gt;  6.076274e+01  1.216000e+03  0.000000e+00  7.694705e-06</w:t>
+        <w:t xml:space="preserve">#&gt; [1] 0</w:t>
       </w:r>
     </w:p>
     <w:p>
@@ -14568,70 +14722,20 @@
         <w:pStyle w:val="FirstParagraph"/>
       </w:pPr>
       <w:r>
-        <w:t xml:space="preserve">The population variance of</w:t>
-      </w:r>
-      <w:r>
-        <w:t xml:space="preserve"> </w:t>
-      </w:r>
-      <w:r>
-        <w:rPr>
-          <w:rStyle w:val="VerbatimChar"/>
-        </w:rPr>
-        <w:t xml:space="preserve">mpg</w:t>
-      </w:r>
-      <w:r>
-        <w:t xml:space="preserve"> </w:t>
-      </w:r>
-      <w:r>
-        <w:t xml:space="preserve">is 60.8,</w:t>
-      </w:r>
-      <w:r>
-        <w:t xml:space="preserve"> </w:t>
-      </w:r>
-      <w:r>
-        <w:t xml:space="preserve">so</w:t>
+        <w:t xml:space="preserve">Out of 10,000 samples of that size, 0 sample means missed</w:t>
       </w:r>
       <w:r>
         <w:t xml:space="preserve"> </w:t>
       </w:r>
       <m:oMath>
         <m:r>
-          <m:t>n</m:t>
-        </m:r>
-        <m:r>
-          <m:rPr>
-            <m:sty m:val="p"/>
-          </m:rPr>
-          <m:t>=</m:t>
-        </m:r>
-        <m:r>
-          <m:t>1216</m:t>
+          <m:t>μ</m:t>
         </m:r>
       </m:oMath>
       <w:r>
         <w:t xml:space="preserve"> </w:t>
       </w:r>
       <w:r>
-        <w:t xml:space="preserve">cars suffice.</w:t>
-      </w:r>
-      <w:r>
-        <w:t xml:space="preserve"> </w:t>
-      </w:r>
-      <w:r>
-        <w:t xml:space="preserve">Out of 10,000 samples of that size, 0 sample means missed</w:t>
-      </w:r>
-      <w:r>
-        <w:t xml:space="preserve"> </w:t>
-      </w:r>
-      <m:oMath>
-        <m:r>
-          <m:t>μ</m:t>
-        </m:r>
-      </m:oMath>
-      <w:r>
-        <w:t xml:space="preserve"> </w:t>
-      </w:r>
-      <w:r>
         <w:t xml:space="preserve">by 1 or more,</w:t>
       </w:r>
       <w:r>
@@ -14640,12 +14744,259 @@
       <w:r>
         <w:t xml:space="preserve">against the 5% (500 samples) the bound allows.</w:t>
       </w:r>
-      <w:r>
-        <w:t xml:space="preserve"> </w:t>
-      </w:r>
-      <w:r>
-        <w:t xml:space="preserve">The bound is loose because the sample mean of this many cars is nearly normal</w:t>
-      </w:r>
+    </w:p>
+    <w:bookmarkEnd w:id="58"/>
+    <w:bookmarkStart w:id="59" w:name="exr-chebyshev-loose"/>
+    <w:p>
+      <w:pPr>
+        <w:pStyle w:val="BodyText"/>
+      </w:pPr>
+      <w:r>
+        <w:rPr>
+          <w:b/>
+          <w:bCs/>
+        </w:rPr>
+        <w:t xml:space="preserve">Exercise 5 (Why Chebyshev’s bound is loose here)</w:t>
+      </w:r>
+      <w:r>
+        <w:t xml:space="preserve"> </w:t>
+      </w:r>
+      <w:r>
+        <w:t xml:space="preserve">Explain why the count in</w:t>
+      </w:r>
+      <w:r>
+        <w:t xml:space="preserve"> </w:t>
+      </w:r>
+      <w:hyperlink w:anchor="exr-chebyshev-simulation">
+        <w:r>
+          <w:rPr>
+            <w:rStyle w:val="Hyperlink"/>
+          </w:rPr>
+          <w:t xml:space="preserve">Exercise 4</w:t>
+        </w:r>
+      </w:hyperlink>
+      <w:r>
+        <w:t xml:space="preserve"> </w:t>
+      </w:r>
+      <w:r>
+        <w:t xml:space="preserve">is far below the 5% the bound allows.</w:t>
+      </w:r>
+    </w:p>
+    <w:bookmarkEnd w:id="59"/>
+    <w:bookmarkStart w:id="60" w:name="sol-chebyshev-loose"/>
+    <w:p>
+      <w:pPr>
+        <w:pStyle w:val="BodyText"/>
+      </w:pPr>
+      <w:r>
+        <w:rPr>
+          <w:i/>
+          <w:iCs/>
+        </w:rPr>
+        <w:t xml:space="preserve">Solution 5</w:t>
+      </w:r>
+      <w:r>
+        <w:t xml:space="preserve">. </w:t>
+      </w:r>
+    </w:p>
+    <w:p>
+      <w:pPr>
+        <w:pStyle w:val="SourceCode"/>
+      </w:pPr>
+      <w:r>
+        <w:rPr>
+          <w:rStyle w:val="NormalTok"/>
+        </w:rPr>
+        <w:t xml:space="preserve">normal_approx </w:t>
+      </w:r>
+      <w:r>
+        <w:rPr>
+          <w:rStyle w:val="OtherTok"/>
+        </w:rPr>
+        <w:t xml:space="preserve">&lt;-</w:t>
+      </w:r>
+      <w:r>
+        <w:rPr>
+          <w:rStyle w:val="NormalTok"/>
+        </w:rPr>
+        <w:t xml:space="preserve"> </w:t>
+      </w:r>
+      <w:r>
+        <w:rPr>
+          <w:rStyle w:val="DecValTok"/>
+        </w:rPr>
+        <w:t xml:space="preserve">2</w:t>
+      </w:r>
+      <w:r>
+        <w:rPr>
+          <w:rStyle w:val="NormalTok"/>
+        </w:rPr>
+        <w:t xml:space="preserve"> </w:t>
+      </w:r>
+      <w:r>
+        <w:rPr>
+          <w:rStyle w:val="SpecialCharTok"/>
+        </w:rPr>
+        <w:t xml:space="preserve">*</w:t>
+      </w:r>
+      <w:r>
+        <w:rPr>
+          <w:rStyle w:val="NormalTok"/>
+        </w:rPr>
+        <w:t xml:space="preserve"> </w:t>
+      </w:r>
+      <w:r>
+        <w:rPr>
+          <w:rStyle w:val="FunctionTok"/>
+        </w:rPr>
+        <w:t xml:space="preserve">pnorm</w:t>
+      </w:r>
+      <w:r>
+        <w:rPr>
+          <w:rStyle w:val="NormalTok"/>
+        </w:rPr>
+        <w:t xml:space="preserve">(</w:t>
+      </w:r>
+      <w:r>
+        <w:rPr>
+          <w:rStyle w:val="SpecialCharTok"/>
+        </w:rPr>
+        <w:t xml:space="preserve">-</w:t>
+      </w:r>
+      <w:r>
+        <w:rPr>
+          <w:rStyle w:val="DecValTok"/>
+        </w:rPr>
+        <w:t xml:space="preserve">1</w:t>
+      </w:r>
+      <w:r>
+        <w:rPr>
+          <w:rStyle w:val="NormalTok"/>
+        </w:rPr>
+        <w:t xml:space="preserve"> </w:t>
+      </w:r>
+      <w:r>
+        <w:rPr>
+          <w:rStyle w:val="SpecialCharTok"/>
+        </w:rPr>
+        <w:t xml:space="preserve">/</w:t>
+      </w:r>
+      <w:r>
+        <w:rPr>
+          <w:rStyle w:val="NormalTok"/>
+        </w:rPr>
+        <w:t xml:space="preserve"> </w:t>
+      </w:r>
+      <w:r>
+        <w:rPr>
+          <w:rStyle w:val="FunctionTok"/>
+        </w:rPr>
+        <w:t xml:space="preserve">sqrt</w:t>
+      </w:r>
+      <w:r>
+        <w:rPr>
+          <w:rStyle w:val="NormalTok"/>
+        </w:rPr>
+        <w:t xml:space="preserve">(sigma2 </w:t>
+      </w:r>
+      <w:r>
+        <w:rPr>
+          <w:rStyle w:val="SpecialCharTok"/>
+        </w:rPr>
+        <w:t xml:space="preserve">/</w:t>
+      </w:r>
+      <w:r>
+        <w:rPr>
+          <w:rStyle w:val="NormalTok"/>
+        </w:rPr>
+        <w:t xml:space="preserve"> n_min))</w:t>
+      </w:r>
+      <w:r>
+        <w:br/>
+      </w:r>
+      <w:r>
+        <w:rPr>
+          <w:rStyle w:val="NormalTok"/>
+        </w:rPr>
+        <w:t xml:space="preserve">normal_approx</w:t>
+      </w:r>
+      <w:r>
+        <w:br/>
+      </w:r>
+      <w:r>
+        <w:rPr>
+          <w:rStyle w:val="CommentTok"/>
+        </w:rPr>
+        <w:t xml:space="preserve">#&gt; [1] 7.694705e-06</w:t>
+      </w:r>
+    </w:p>
+    <w:p>
+      <w:pPr>
+        <w:pStyle w:val="FirstParagraph"/>
+      </w:pPr>
+      <w:r>
+        <w:t xml:space="preserve">In</w:t>
+      </w:r>
+      <w:r>
+        <w:t xml:space="preserve"> </w:t>
+      </w:r>
+      <w:hyperlink w:anchor="sol-chebyshev-simulation">
+        <w:r>
+          <w:rPr>
+            <w:rStyle w:val="Hyperlink"/>
+          </w:rPr>
+          <w:t xml:space="preserve">Solution 4</w:t>
+        </w:r>
+      </w:hyperlink>
+      <w:r>
+        <w:t xml:space="preserve">,</w:t>
+      </w:r>
+      <w:r>
+        <w:t xml:space="preserve"> </w:t>
+      </w:r>
+      <w:r>
+        <w:t xml:space="preserve">the count is far below the 5% (500 samples) the bound allows.</w:t>
+      </w:r>
+      <w:r>
+        <w:t xml:space="preserve"> </w:t>
+      </w:r>
+      <w:r>
+        <w:t xml:space="preserve">The bound is loose</w:t>
+      </w:r>
+      <w:r>
+        <w:t xml:space="preserve"> </w:t>
+      </w:r>
+      <w:r>
+        <w:t xml:space="preserve">because the sample</w:t>
+      </w:r>
+      <w:r>
+        <w:t xml:space="preserve"> </w:t>
+      </w:r>
+      <w:hyperlink r:id="rId56">
+        <w:r>
+          <w:rPr>
+            <w:rStyle w:val="Hyperlink"/>
+          </w:rPr>
+          <w:t xml:space="preserve">mean</w:t>
+        </w:r>
+      </w:hyperlink>
+      <w:r>
+        <w:t xml:space="preserve"> </w:t>
+      </w:r>
+      <w:r>
+        <w:t xml:space="preserve">of this many cars is nearly</w:t>
+      </w:r>
+      <w:r>
+        <w:t xml:space="preserve"> </w:t>
+      </w:r>
+      <w:hyperlink r:id="rId25">
+        <w:r>
+          <w:rPr>
+            <w:rStyle w:val="Hyperlink"/>
+          </w:rPr>
+          <w:t xml:space="preserve">normal</w:t>
+        </w:r>
+      </w:hyperlink>
       <w:r>
         <w:t xml:space="preserve"> </w:t>
       </w:r>
@@ -14676,7 +15027,7 @@
         <w:t xml:space="preserve">7.7</w:t>
       </w:r>
       <w:r>
-        <w:t xml:space="preserve">^{-6};</w:t>
+        <w:t xml:space="preserve">^{-6}.</w:t>
       </w:r>
       <w:r>
         <w:t xml:space="preserve"> </w:t>
@@ -14699,8 +15050,8 @@
         <w:t xml:space="preserve">.</w:t>
       </w:r>
     </w:p>
-    <w:bookmarkEnd w:id="51"/>
-    <w:bookmarkStart w:id="52" w:name="thm-chebyshev-sample-mean"/>
+    <w:bookmarkEnd w:id="60"/>
+    <w:bookmarkStart w:id="61" w:name="thm-chebyshev-sample-mean"/>
     <w:p>
       <w:pPr>
         <w:pStyle w:val="BodyText"/>
@@ -15101,7 +15452,7 @@
         </m:oMath>
       </m:oMathPara>
     </w:p>
-    <w:bookmarkEnd w:id="52"/>
+    <w:bookmarkEnd w:id="61"/>
     <w:p>
       <w:pPr>
         <w:pStyle w:val="FirstParagraph"/>
@@ -15131,10 +15482,7 @@
         </w:r>
       </w:hyperlink>
       <w:r>
-        <w:t xml:space="preserve"> </w:t>
-      </w:r>
-      <w:r>
-        <w:t xml:space="preserve">(a), worked in</w:t>
+        <w:t xml:space="preserve">, worked in</w:t>
       </w:r>
       <w:r>
         <w:t xml:space="preserve"> </w:t>
@@ -15264,7 +15612,7 @@
         <w:t xml:space="preserve">.</w:t>
       </w:r>
     </w:p>
-    <w:bookmarkStart w:id="53" w:name="lem-hoeffding"/>
+    <w:bookmarkStart w:id="62" w:name="lem-hoeffding"/>
     <w:p>
       <w:pPr>
         <w:pStyle w:val="BodyText"/>
@@ -15470,7 +15818,7 @@
         </m:oMath>
       </m:oMathPara>
     </w:p>
-    <w:bookmarkEnd w:id="53"/>
+    <w:bookmarkEnd w:id="62"/>
     <w:p>
       <w:pPr>
         <w:pStyle w:val="FirstParagraph"/>
@@ -19040,7 +19388,7 @@
         <w:t xml:space="preserve">The next result uses it to bound the tails of a sample mean.</w:t>
       </w:r>
     </w:p>
-    <w:bookmarkStart w:id="55" w:name="thm-hoeffding"/>
+    <w:bookmarkStart w:id="64" w:name="thm-hoeffding"/>
     <w:p>
       <w:pPr>
         <w:pStyle w:val="BodyText"/>
@@ -19325,7 +19673,7 @@
       <w:pPr>
         <w:pStyle w:val="BodyText"/>
       </w:pPr>
-      <w:bookmarkStart w:id="54" w:name="eq-hoeffding-one-sided"/>
+      <w:bookmarkStart w:id="63" w:name="eq-hoeffding-one-sided"/>
       <m:oMathPara>
         <m:oMathParaPr>
           <m:jc m:val="center"/>
@@ -19455,9 +19803,9 @@
           </m:r>
         </m:oMath>
       </m:oMathPara>
-      <w:bookmarkEnd w:id="54"/>
+      <w:bookmarkEnd w:id="63"/>
     </w:p>
-    <w:bookmarkEnd w:id="55"/>
+    <w:bookmarkEnd w:id="64"/>
     <w:p>
       <w:pPr>
         <w:pStyle w:val="FirstParagraph"/>
@@ -21557,7 +21905,7 @@
         <w:t xml:space="preserve">which is the claim.</w:t>
       </w:r>
     </w:p>
-    <w:bookmarkStart w:id="57" w:name="cor-hoeffding-two-sided"/>
+    <w:bookmarkStart w:id="66" w:name="cor-hoeffding-two-sided"/>
     <w:p>
       <w:pPr>
         <w:pStyle w:val="BodyText"/>
@@ -21614,7 +21962,7 @@
       <w:pPr>
         <w:pStyle w:val="BodyText"/>
       </w:pPr>
-      <w:bookmarkStart w:id="56" w:name="eq-hoeffding"/>
+      <w:bookmarkStart w:id="65" w:name="eq-hoeffding"/>
       <m:oMathPara>
         <m:oMathParaPr>
           <m:jc m:val="center"/>
@@ -21763,9 +22111,9 @@
           </m:r>
         </m:oMath>
       </m:oMathPara>
-      <w:bookmarkEnd w:id="56"/>
+      <w:bookmarkEnd w:id="65"/>
     </w:p>
-    <w:bookmarkEnd w:id="57"/>
+    <w:bookmarkEnd w:id="66"/>
     <w:p>
       <w:pPr>
         <w:pStyle w:val="FirstParagraph"/>
@@ -23008,7 +23356,7 @@
         <w:t xml:space="preserve">draws in which it occurs.</w:t>
       </w:r>
     </w:p>
-    <w:bookmarkStart w:id="58" w:name="exm-hoeffding-auto"/>
+    <w:bookmarkStart w:id="67" w:name="exm-hoeffding-auto"/>
     <w:p>
       <w:pPr>
         <w:pStyle w:val="BodyText"/>
@@ -24698,9 +25046,9 @@
         <w:t xml:space="preserve">Both bounds are loose because they must hold for every distribution of this kind, not only for this one.</w:t>
       </w:r>
     </w:p>
-    <w:bookmarkEnd w:id="58"/>
-    <w:bookmarkEnd w:id="59"/>
-    <w:bookmarkStart w:id="67" w:name="sec-lln"/>
+    <w:bookmarkEnd w:id="67"/>
+    <w:bookmarkEnd w:id="68"/>
+    <w:bookmarkStart w:id="76" w:name="sec-lln"/>
     <w:p>
       <w:pPr>
         <w:pStyle w:val="Heading2"/>
@@ -24709,7 +25057,7 @@
         <w:t xml:space="preserve">3 The law of large numbers</w:t>
       </w:r>
     </w:p>
-    <w:bookmarkStart w:id="63" w:name="def-convergence-in-probability"/>
+    <w:bookmarkStart w:id="72" w:name="def-convergence-in-probability"/>
     <w:p>
       <w:pPr>
         <w:pStyle w:val="FirstParagraph"/>
@@ -25105,18 +25453,18 @@
                 <wp:inline>
                   <wp:extent cx="152400" cy="152400"/>
                   <wp:effectExtent b="0" l="0" r="0" t="0"/>
-                  <wp:docPr descr="" title="" id="61" name="Picture"/>
+                  <wp:docPr descr="" title="" id="70" name="Picture"/>
                   <a:graphic>
                     <a:graphicData uri="http://schemas.openxmlformats.org/drawingml/2006/picture">
                       <pic:pic>
                         <pic:nvPicPr>
-                          <pic:cNvPr descr="/opt/quarto/share/formats/docx/note.png" id="62" name="Picture"/>
+                          <pic:cNvPr descr="/opt/quarto/share/formats/docx/note.png" id="71" name="Picture"/>
                           <pic:cNvPicPr>
                             <a:picLocks noChangeArrowheads="1" noChangeAspect="1"/>
                           </pic:cNvPicPr>
                         </pic:nvPicPr>
                         <pic:blipFill>
-                          <a:blip r:embed="rId60"/>
+                          <a:blip r:embed="rId69"/>
                           <a:stretch>
                             <a:fillRect/>
                           </a:stretch>
@@ -25183,8 +25531,8 @@
         </w:tc>
       </w:tr>
     </w:tbl>
-    <w:bookmarkEnd w:id="63"/>
-    <w:bookmarkStart w:id="66" w:name="thm-wlln"/>
+    <w:bookmarkEnd w:id="72"/>
+    <w:bookmarkStart w:id="75" w:name="thm-wlln"/>
     <w:p>
       <w:pPr>
         <w:pStyle w:val="BodyText"/>
@@ -25563,18 +25911,18 @@
                 <wp:inline>
                   <wp:extent cx="152400" cy="152400"/>
                   <wp:effectExtent b="0" l="0" r="0" t="0"/>
-                  <wp:docPr descr="" title="" id="64" name="Picture"/>
+                  <wp:docPr descr="" title="" id="73" name="Picture"/>
                   <a:graphic>
                     <a:graphicData uri="http://schemas.openxmlformats.org/drawingml/2006/picture">
                       <pic:pic>
                         <pic:nvPicPr>
-                          <pic:cNvPr descr="/opt/quarto/share/formats/docx/note.png" id="65" name="Picture"/>
+                          <pic:cNvPr descr="/opt/quarto/share/formats/docx/note.png" id="74" name="Picture"/>
                           <pic:cNvPicPr>
                             <a:picLocks noChangeArrowheads="1" noChangeAspect="1"/>
                           </pic:cNvPicPr>
                         </pic:nvPicPr>
                         <pic:blipFill>
-                          <a:blip r:embed="rId60"/>
+                          <a:blip r:embed="rId69"/>
                           <a:stretch>
                             <a:fillRect/>
                           </a:stretch>
@@ -25641,7 +25989,7 @@
         </w:tc>
       </w:tr>
     </w:tbl>
-    <w:bookmarkEnd w:id="66"/>
+    <w:bookmarkEnd w:id="75"/>
     <w:p>
       <w:pPr>
         <w:pStyle w:val="BodyText"/>
@@ -26431,8 +26779,8 @@
         <w:t xml:space="preserve">.</w:t>
       </w:r>
     </w:p>
-    <w:bookmarkEnd w:id="67"/>
-    <w:bookmarkStart w:id="96" w:name="references"/>
+    <w:bookmarkEnd w:id="76"/>
+    <w:bookmarkStart w:id="105" w:name="references"/>
     <w:p>
       <w:pPr>
         <w:pStyle w:val="Heading2"/>
@@ -26441,8 +26789,8 @@
         <w:t xml:space="preserve">References</w:t>
       </w:r>
     </w:p>
-    <w:bookmarkStart w:id="95" w:name="refs"/>
-    <w:bookmarkStart w:id="69" w:name="ref-wikipedia_central_limit_theorem"/>
+    <w:bookmarkStart w:id="104" w:name="refs"/>
+    <w:bookmarkStart w:id="78" w:name="ref-wikipedia_central_limit_theorem"/>
     <w:p>
       <w:pPr>
         <w:pStyle w:val="Bibliography"/>
@@ -26489,7 +26837,7 @@
       <w:r>
         <w:t xml:space="preserve"> </w:t>
       </w:r>
-      <w:hyperlink r:id="rId68">
+      <w:hyperlink r:id="rId77">
         <w:r>
           <w:rPr>
             <w:rStyle w:val="Hyperlink"/>
@@ -26498,8 +26846,8 @@
         </w:r>
       </w:hyperlink>
     </w:p>
-    <w:bookmarkEnd w:id="69"/>
-    <w:bookmarkStart w:id="70" w:name="ref-billingsley1995probability"/>
+    <w:bookmarkEnd w:id="78"/>
+    <w:bookmarkStart w:id="79" w:name="ref-billingsley1995probability"/>
     <w:p>
       <w:pPr>
         <w:pStyle w:val="Bibliography"/>
@@ -26530,8 +26878,8 @@
         <w:t xml:space="preserve">, 3rd ed. in Wiley series in probability and mathematical statistics. New York: Wiley, 1995.</w:t>
       </w:r>
     </w:p>
-    <w:bookmarkEnd w:id="70"/>
-    <w:bookmarkStart w:id="72" w:name="ref-fiveminuteai_probstat"/>
+    <w:bookmarkEnd w:id="79"/>
+    <w:bookmarkStart w:id="81" w:name="ref-fiveminuteai_probstat"/>
     <w:p>
       <w:pPr>
         <w:pStyle w:val="Bibliography"/>
@@ -26563,7 +26911,7 @@
       <w:r>
         <w:t xml:space="preserve"> </w:t>
       </w:r>
-      <w:hyperlink r:id="rId71">
+      <w:hyperlink r:id="rId80">
         <w:r>
           <w:rPr>
             <w:rStyle w:val="Hyperlink"/>
@@ -26572,8 +26920,8 @@
         </w:r>
       </w:hyperlink>
     </w:p>
-    <w:bookmarkEnd w:id="72"/>
-    <w:bookmarkStart w:id="74" w:name="ref-wikipedia_markovs_inequality"/>
+    <w:bookmarkEnd w:id="81"/>
+    <w:bookmarkStart w:id="83" w:name="ref-wikipedia_markovs_inequality"/>
     <w:p>
       <w:pPr>
         <w:pStyle w:val="Bibliography"/>
@@ -26620,7 +26968,7 @@
       <w:r>
         <w:t xml:space="preserve"> </w:t>
       </w:r>
-      <w:hyperlink r:id="rId73">
+      <w:hyperlink r:id="rId82">
         <w:r>
           <w:rPr>
             <w:rStyle w:val="Hyperlink"/>
@@ -26629,8 +26977,8 @@
         </w:r>
       </w:hyperlink>
     </w:p>
-    <w:bookmarkEnd w:id="74"/>
-    <w:bookmarkStart w:id="76" w:name="ref-bienayme1853"/>
+    <w:bookmarkEnd w:id="83"/>
+    <w:bookmarkStart w:id="85" w:name="ref-bienayme1853"/>
     <w:p>
       <w:pPr>
         <w:pStyle w:val="Bibliography"/>
@@ -26681,7 +27029,7 @@
       <w:r>
         <w:t xml:space="preserve"> </w:t>
       </w:r>
-      <w:hyperlink r:id="rId75">
+      <w:hyperlink r:id="rId84">
         <w:r>
           <w:rPr>
             <w:rStyle w:val="Hyperlink"/>
@@ -26690,8 +27038,8 @@
         </w:r>
       </w:hyperlink>
     </w:p>
-    <w:bookmarkEnd w:id="76"/>
-    <w:bookmarkStart w:id="78" w:name="ref-tchebichef1867"/>
+    <w:bookmarkEnd w:id="85"/>
+    <w:bookmarkStart w:id="87" w:name="ref-tchebichef1867"/>
     <w:p>
       <w:pPr>
         <w:pStyle w:val="Bibliography"/>
@@ -26730,7 +27078,7 @@
       <w:r>
         <w:t xml:space="preserve"> </w:t>
       </w:r>
-      <w:hyperlink r:id="rId77">
+      <w:hyperlink r:id="rId86">
         <w:r>
           <w:rPr>
             <w:rStyle w:val="Hyperlink"/>
@@ -26739,8 +27087,8 @@
         </w:r>
       </w:hyperlink>
     </w:p>
-    <w:bookmarkEnd w:id="78"/>
-    <w:bookmarkStart w:id="80" w:name="ref-seneta2013"/>
+    <w:bookmarkEnd w:id="87"/>
+    <w:bookmarkStart w:id="89" w:name="ref-seneta2013"/>
     <w:p>
       <w:pPr>
         <w:pStyle w:val="Bibliography"/>
@@ -26779,7 +27127,7 @@
       <w:r>
         <w:t xml:space="preserve"> </w:t>
       </w:r>
-      <w:hyperlink r:id="rId79">
+      <w:hyperlink r:id="rId88">
         <w:r>
           <w:rPr>
             <w:rStyle w:val="Hyperlink"/>
@@ -26791,8 +27139,8 @@
         <w:t xml:space="preserve">.</w:t>
       </w:r>
     </w:p>
-    <w:bookmarkEnd w:id="80"/>
-    <w:bookmarkStart w:id="82" w:name="ref-blitzstein2019introduction"/>
+    <w:bookmarkEnd w:id="89"/>
+    <w:bookmarkStart w:id="91" w:name="ref-blitzstein2019introduction"/>
     <w:p>
       <w:pPr>
         <w:pStyle w:val="Bibliography"/>
@@ -26825,7 +27173,7 @@
       <w:r>
         <w:t xml:space="preserve"> </w:t>
       </w:r>
-      <w:hyperlink r:id="rId81">
+      <w:hyperlink r:id="rId90">
         <w:r>
           <w:rPr>
             <w:rStyle w:val="Hyperlink"/>
@@ -26837,8 +27185,8 @@
         <w:t xml:space="preserve">.</w:t>
       </w:r>
     </w:p>
-    <w:bookmarkEnd w:id="82"/>
-    <w:bookmarkStart w:id="84" w:name="ref-wikipedia_chebyshevs_inequality"/>
+    <w:bookmarkEnd w:id="91"/>
+    <w:bookmarkStart w:id="93" w:name="ref-wikipedia_chebyshevs_inequality"/>
     <w:p>
       <w:pPr>
         <w:pStyle w:val="Bibliography"/>
@@ -26885,7 +27233,7 @@
       <w:r>
         <w:t xml:space="preserve"> </w:t>
       </w:r>
-      <w:hyperlink r:id="rId83">
+      <w:hyperlink r:id="rId92">
         <w:r>
           <w:rPr>
             <w:rStyle w:val="Hyperlink"/>
@@ -26894,8 +27242,8 @@
         </w:r>
       </w:hyperlink>
     </w:p>
-    <w:bookmarkEnd w:id="84"/>
-    <w:bookmarkStart w:id="86" w:name="ref-hoeffding1963"/>
+    <w:bookmarkEnd w:id="93"/>
+    <w:bookmarkStart w:id="95" w:name="ref-hoeffding1963"/>
     <w:p>
       <w:pPr>
         <w:pStyle w:val="Bibliography"/>
@@ -26934,7 +27282,7 @@
       <w:r>
         <w:t xml:space="preserve"> </w:t>
       </w:r>
-      <w:hyperlink r:id="rId85">
+      <w:hyperlink r:id="rId94">
         <w:r>
           <w:rPr>
             <w:rStyle w:val="Hyperlink"/>
@@ -26946,8 +27294,8 @@
         <w:t xml:space="preserve">.</w:t>
       </w:r>
     </w:p>
-    <w:bookmarkEnd w:id="86"/>
-    <w:bookmarkStart w:id="88" w:name="ref-wikipedia_hoeffdings_inequality"/>
+    <w:bookmarkEnd w:id="95"/>
+    <w:bookmarkStart w:id="97" w:name="ref-wikipedia_hoeffdings_inequality"/>
     <w:p>
       <w:pPr>
         <w:pStyle w:val="Bibliography"/>
@@ -26994,7 +27342,7 @@
       <w:r>
         <w:t xml:space="preserve"> </w:t>
       </w:r>
-      <w:hyperlink r:id="rId87">
+      <w:hyperlink r:id="rId96">
         <w:r>
           <w:rPr>
             <w:rStyle w:val="Hyperlink"/>
@@ -27003,8 +27351,8 @@
         </w:r>
       </w:hyperlink>
     </w:p>
-    <w:bookmarkEnd w:id="88"/>
-    <w:bookmarkStart w:id="90" w:name="Xd57efcf36cbfbff962c3240b4f16e14e48748ce"/>
+    <w:bookmarkEnd w:id="97"/>
+    <w:bookmarkStart w:id="99" w:name="Xd57efcf36cbfbff962c3240b4f16e14e48748ce"/>
     <w:p>
       <w:pPr>
         <w:pStyle w:val="Bibliography"/>
@@ -27051,7 +27399,7 @@
       <w:r>
         <w:t xml:space="preserve"> </w:t>
       </w:r>
-      <w:hyperlink r:id="rId89">
+      <w:hyperlink r:id="rId98">
         <w:r>
           <w:rPr>
             <w:rStyle w:val="Hyperlink"/>
@@ -27060,8 +27408,8 @@
         </w:r>
       </w:hyperlink>
     </w:p>
-    <w:bookmarkEnd w:id="90"/>
-    <w:bookmarkStart w:id="92" w:name="ref-CaseBerg01"/>
+    <w:bookmarkEnd w:id="99"/>
+    <w:bookmarkStart w:id="101" w:name="ref-CaseBerg01"/>
     <w:p>
       <w:pPr>
         <w:pStyle w:val="Bibliography"/>
@@ -27094,7 +27442,7 @@
       <w:r>
         <w:t xml:space="preserve"> </w:t>
       </w:r>
-      <w:hyperlink r:id="rId91">
+      <w:hyperlink r:id="rId100">
         <w:r>
           <w:rPr>
             <w:rStyle w:val="Hyperlink"/>
@@ -27103,8 +27451,8 @@
         </w:r>
       </w:hyperlink>
     </w:p>
-    <w:bookmarkEnd w:id="92"/>
-    <w:bookmarkStart w:id="94" w:name="ref-wikipedia_law_of_large_numbers"/>
+    <w:bookmarkEnd w:id="101"/>
+    <w:bookmarkStart w:id="103" w:name="ref-wikipedia_law_of_large_numbers"/>
     <w:p>
       <w:pPr>
         <w:pStyle w:val="Bibliography"/>
@@ -27151,7 +27499,7 @@
       <w:r>
         <w:t xml:space="preserve"> </w:t>
       </w:r>
-      <w:hyperlink r:id="rId93">
+      <w:hyperlink r:id="rId102">
         <w:r>
           <w:rPr>
             <w:rStyle w:val="Hyperlink"/>
@@ -27160,9 +27508,9 @@
         </w:r>
       </w:hyperlink>
     </w:p>
-    <w:bookmarkEnd w:id="94"/>
-    <w:bookmarkEnd w:id="95"/>
-    <w:bookmarkEnd w:id="96"/>
+    <w:bookmarkEnd w:id="103"/>
+    <w:bookmarkEnd w:id="104"/>
+    <w:bookmarkEnd w:id="105"/>
     <w:sectPr>
       <w:footnotePr>
         <w:numRestart w:val="eachSect"/>
@@ -27273,153 +27621,8 @@
       </w:pPr>
     </w:lvl>
   </w:abstractNum>
-  <w:abstractNum w:abstractNumId="99711">
-    <w:nsid w:val="00A99711"/>
-    <w:multiLevelType w:val="multilevel"/>
-    <w:lvl w:ilvl="0">
-      <w:start w:val="1"/>
-      <w:numFmt w:val="lowerLetter"/>
-      <w:lvlText w:val="%1."/>
-      <w:lvlJc w:val="left"/>
-      <w:pPr>
-        <w:ind w:left="720" w:hanging="360"/>
-      </w:pPr>
-    </w:lvl>
-    <w:lvl w:ilvl="1">
-      <w:start w:val="1"/>
-      <w:numFmt w:val="lowerLetter"/>
-      <w:lvlText w:val="%2."/>
-      <w:lvlJc w:val="left"/>
-      <w:pPr>
-        <w:ind w:left="1440" w:hanging="360"/>
-      </w:pPr>
-    </w:lvl>
-    <w:lvl w:ilvl="2">
-      <w:start w:val="1"/>
-      <w:numFmt w:val="lowerLetter"/>
-      <w:lvlText w:val="%3."/>
-      <w:lvlJc w:val="left"/>
-      <w:pPr>
-        <w:ind w:left="2160" w:hanging="360"/>
-      </w:pPr>
-    </w:lvl>
-    <w:lvl w:ilvl="3">
-      <w:start w:val="1"/>
-      <w:numFmt w:val="lowerLetter"/>
-      <w:lvlText w:val="%4."/>
-      <w:lvlJc w:val="left"/>
-      <w:pPr>
-        <w:ind w:left="2880" w:hanging="360"/>
-      </w:pPr>
-    </w:lvl>
-    <w:lvl w:ilvl="4">
-      <w:start w:val="1"/>
-      <w:numFmt w:val="lowerLetter"/>
-      <w:lvlText w:val="%5."/>
-      <w:lvlJc w:val="left"/>
-      <w:pPr>
-        <w:ind w:left="3600" w:hanging="360"/>
-      </w:pPr>
-    </w:lvl>
-    <w:lvl w:ilvl="5">
-      <w:start w:val="1"/>
-      <w:numFmt w:val="lowerLetter"/>
-      <w:lvlText w:val="%6."/>
-      <w:lvlJc w:val="left"/>
-      <w:pPr>
-        <w:ind w:left="4320" w:hanging="360"/>
-      </w:pPr>
-    </w:lvl>
-    <w:lvl w:ilvl="6">
-      <w:start w:val="1"/>
-      <w:numFmt w:val="lowerLetter"/>
-      <w:lvlText w:val="%7."/>
-      <w:lvlJc w:val="left"/>
-      <w:pPr>
-        <w:ind w:left="5040" w:hanging="360"/>
-      </w:pPr>
-    </w:lvl>
-    <w:lvl w:ilvl="7">
-      <w:start w:val="1"/>
-      <w:numFmt w:val="lowerLetter"/>
-      <w:lvlText w:val="%8."/>
-      <w:lvlJc w:val="left"/>
-      <w:pPr>
-        <w:ind w:left="5760" w:hanging="360"/>
-      </w:pPr>
-    </w:lvl>
-    <w:lvl w:ilvl="8">
-      <w:start w:val="1"/>
-      <w:numFmt w:val="lowerLetter"/>
-      <w:lvlText w:val="%9."/>
-      <w:lvlJc w:val="left"/>
-      <w:pPr>
-        <w:ind w:left="6480" w:hanging="360"/>
-      </w:pPr>
-    </w:lvl>
-  </w:abstractNum>
   <w:num w:numId="1000">
     <w:abstractNumId w:val="990"/>
-  </w:num>
-  <w:num w:numId="1001">
-    <w:abstractNumId w:val="99711"/>
-    <w:lvlOverride w:ilvl="0">
-      <w:startOverride w:val="1"/>
-    </w:lvlOverride>
-    <w:lvlOverride w:ilvl="1">
-      <w:startOverride w:val="1"/>
-    </w:lvlOverride>
-    <w:lvlOverride w:ilvl="2">
-      <w:startOverride w:val="1"/>
-    </w:lvlOverride>
-    <w:lvlOverride w:ilvl="3">
-      <w:startOverride w:val="1"/>
-    </w:lvlOverride>
-    <w:lvlOverride w:ilvl="4">
-      <w:startOverride w:val="1"/>
-    </w:lvlOverride>
-    <w:lvlOverride w:ilvl="5">
-      <w:startOverride w:val="1"/>
-    </w:lvlOverride>
-    <w:lvlOverride w:ilvl="6">
-      <w:startOverride w:val="1"/>
-    </w:lvlOverride>
-    <w:lvlOverride w:ilvl="7">
-      <w:startOverride w:val="1"/>
-    </w:lvlOverride>
-    <w:lvlOverride w:ilvl="8">
-      <w:startOverride w:val="1"/>
-    </w:lvlOverride>
-  </w:num>
-  <w:num w:numId="1002">
-    <w:abstractNumId w:val="99711"/>
-    <w:lvlOverride w:ilvl="0">
-      <w:startOverride w:val="1"/>
-    </w:lvlOverride>
-    <w:lvlOverride w:ilvl="1">
-      <w:startOverride w:val="1"/>
-    </w:lvlOverride>
-    <w:lvlOverride w:ilvl="2">
-      <w:startOverride w:val="1"/>
-    </w:lvlOverride>
-    <w:lvlOverride w:ilvl="3">
-      <w:startOverride w:val="1"/>
-    </w:lvlOverride>
-    <w:lvlOverride w:ilvl="4">
-      <w:startOverride w:val="1"/>
-    </w:lvlOverride>
-    <w:lvlOverride w:ilvl="5">
-      <w:startOverride w:val="1"/>
-    </w:lvlOverride>
-    <w:lvlOverride w:ilvl="6">
-      <w:startOverride w:val="1"/>
-    </w:lvlOverride>
-    <w:lvlOverride w:ilvl="7">
-      <w:startOverride w:val="1"/>
-    </w:lvlOverride>
-    <w:lvlOverride w:ilvl="8">
-      <w:startOverride w:val="1"/>
-    </w:lvlOverride>
   </w:num>
 </w:numbering>
 </file>
